--- a/documentation/graefe_revision/submission_package_20260731/Response_to_Reviewers.docx
+++ b/documentation/graefe_revision/submission_package_20260731/Response_to_Reviewers.docx
@@ -194,7 +194,7 @@
         <w:t xml:space="preserve"> </w:t>
       </w:r>
       <w:r>
-        <w:t xml:space="preserve">- We present a semi-automated pipeline (hybrid vessel enhancement, adaptive binarization, skeleton-based topology) that generates stratum-specific standardized Complexity and Caliber Uniformity scores (0–100) for cross-device reporting.</w:t>
+        <w:t xml:space="preserve">- We present a semi-automated pipeline (hybrid vessel enhancement, adaptive binarization, skeleton-based topology) that generates stratum-specific standardized Vascular Complexity and Caliber Uniformity scores (0–100) for cross-device reporting.</w:t>
       </w:r>
       <w:r>
         <w:t xml:space="preserve"> </w:t>
@@ -252,7 +252,7 @@
         <w:t xml:space="preserve"> </w:t>
       </w:r>
       <w:r>
-        <w:t xml:space="preserve">1. Removed claims that median score convergence near 50 constitutes evidence of biological equivalence across devices (see Reviewer 2, Comment 1).</w:t>
+        <w:t xml:space="preserve">1. Clarified that median score proximity to 50 after median-anchored normalization is a mathematical consequence of the scaling procedure, not evidence of biological equivalence across devices (see Reviewer 2, Comment 1).</w:t>
       </w:r>
       <w:r>
         <w:t xml:space="preserve"> </w:t>
@@ -299,10 +299,7 @@
         <w:t xml:space="preserve">Tables 1–5</w:t>
       </w:r>
       <w:r>
-        <w:t xml:space="preserve"> </w:t>
-      </w:r>
-      <w:r>
-        <w:t xml:space="preserve">from the original submission tables file (see Reviewer 2 Comments 1, 3, 5, 7). Tables are provided as a</w:t>
+        <w:t xml:space="preserve">. Tables are provided as a</w:t>
       </w:r>
       <w:r>
         <w:t xml:space="preserve"> </w:t>
@@ -327,31 +324,32 @@
         <w:t xml:space="preserve">MNV_Analysis_YY_rev1_tables.docx</w:t>
       </w:r>
       <w:r>
-        <w:t xml:space="preserve">, corresponding to the original</w:t>
-      </w:r>
-      <w:r>
-        <w:t xml:space="preserve"> </w:t>
+        <w:t xml:space="preserve">); the manuscript body cites Tables 1–5 in text only. Figure legends for Figures 1–3 are in a separate file (</w:t>
       </w:r>
       <w:r>
         <w:rPr>
           <w:rStyle w:val="VerbatimChar"/>
         </w:rPr>
-        <w:t xml:space="preserve">MNV_analysis_tables.docx</w:t>
-      </w:r>
-      <w:r>
-        <w:t xml:space="preserve"> </w:t>
-      </w:r>
-      <w:r>
-        <w:t xml:space="preserve">packaging); the manuscript body cites Tables 1–5 in text only. Figure legends for Figures 1–3 are likewise in a separate file (</w:t>
-      </w:r>
-      <w:r>
-        <w:rPr>
-          <w:rStyle w:val="VerbatimChar"/>
-        </w:rPr>
         <w:t xml:space="preserve">MNV_Analysis_YY_rev1_figure_legends.docx</w:t>
       </w:r>
       <w:r>
         <w:t xml:space="preserve">).</w:t>
+      </w:r>
+      <w:r>
+        <w:t xml:space="preserve"> </w:t>
+      </w:r>
+      <w:r>
+        <w:rPr>
+          <w:b/>
+          <w:bCs/>
+        </w:rPr>
+        <w:t xml:space="preserve">Table 1</w:t>
+      </w:r>
+      <w:r>
+        <w:t xml:space="preserve"> </w:t>
+      </w:r>
+      <w:r>
+        <w:t xml:space="preserve">uses columns Variable | Description | Inter-rater ICC(2,1) | Intra-rater ICC(2,1), with κ in the corresponding columns for morphological subtypes (see Reviewer 2, Comment 4).</w:t>
       </w:r>
     </w:p>
     <w:p>
@@ -428,7 +426,7 @@
         <w:br/>
       </w:r>
       <w:r>
-        <w:t xml:space="preserve">We fully agree.</w:t>
+        <w:t xml:space="preserve">We thank the Reviewer for these suggestions.</w:t>
       </w:r>
     </w:p>
     <w:p>
@@ -470,7 +468,7 @@
         <w:t xml:space="preserve"> </w:t>
       </w:r>
       <w:r>
-        <w:t xml:space="preserve">We have expanded the Methods (Binarization subsection) as follows. After Frangi/LoG enhancement, MNV vessel maps retain spatially heterogeneous background intensity arising from projection artifacts, signal attenuation, and lesion-internal contrast variation. Global Otsu thresholding assumes a bimodal intensity histogram with a single global cut-point and therefore tends to erode fine peripheral capillaries or, conversely, to include background speckles when lesion and background overlap. Phansalkar adaptive local thresholding estimates a local mean/SD-based threshold within a resolution-calibrated window (radius corresponding to 24 µm; k = 0.1, R = 0), preserving locally contrasted fine vessels while suppressing regional background drift. Although Phansalkar thresholding is widely recognized in choriocapillaris flow-deficit analysis, the same property—robustness to local intensity non-uniformity—is advantageous for enhanced MNV vessel maps on the outer-retina/avascular complex slab. Our implementation follows the ImageJ Auto Local Threshold (Phansalkar) convention used in the original macro, facilitating reproducibility. We now explicitly acknowledge that Otsu remains common for relatively homogeneous SCP/DCP en-face slabs and state why we preferred a local adaptive method for this MNV application.</w:t>
+        <w:t xml:space="preserve">We have expanded the Methods (Binarization subsection). After Frangi/LoG enhancement, MNV vessel maps retain spatially heterogeneous background intensity arising from projection artifacts, signal attenuation, and lesion-internal contrast variation. Global Otsu thresholding assumes a bimodal intensity histogram with a single global cut-point and therefore tends to erode fine peripheral capillaries or, conversely, to include background speckles when lesion and background overlap. Phansalkar adaptive local thresholding estimates a local mean/SD-based threshold within a resolution-calibrated window (approximately 24 µm local radius; k = 0.1, R = 0), preserving locally contrasted fine vessels while suppressing regional background drift. Although Phansalkar thresholding is widely recognized in choriocapillaris flow-deficit analysis, the same property—robustness to local intensity non-uniformity—is advantageous for enhanced MNV vessel maps on the outer-retina/avascular complex slab. Our implementation follows the ImageJ Auto Local Threshold (Phansalkar) convention used in the original macro. We now explicitly acknowledge that Otsu remains common for relatively homogeneous SCP/DCP en-face slabs and state why we preferred a local adaptive method for this MNV application.</w:t>
       </w:r>
     </w:p>
     <w:p>
@@ -494,7 +492,7 @@
         <w:t xml:space="preserve"> </w:t>
       </w:r>
       <w:r>
-        <w:t xml:space="preserve">- Expanded Methods justification for Phansalkar vs Otsu.</w:t>
+        <w:t xml:space="preserve">- Expanded Methods justification for Phansalkar vs Otsu, including operational parameters (≈24 µm; k = 0.1, R = 0).</w:t>
       </w:r>
       <w:r>
         <w:t xml:space="preserve"> </w:t>
@@ -526,7 +524,7 @@
         <w:pStyle w:val="FirstParagraph"/>
       </w:pPr>
       <w:r>
-        <w:t xml:space="preserve">We thank Reviewer 2 for the rigorous methodological critique. We agree that several interpretive claims in the original submission were stronger than the evidence allowed. We have undertaken additional analyses where feasible and have substantially tempered the conclusions.</w:t>
+        <w:t xml:space="preserve">We thank Reviewer 2 for the rigorous methodological critique. We have undertaken additional analyses where feasible and have tempered the conclusions accordingly.</w:t>
       </w:r>
     </w:p>
     <w:bookmarkStart w:id="14" w:name="X81a248863e10e0f8697dad86145bbe31f804afb"/>
@@ -565,20 +563,41 @@
         <w:br/>
       </w:r>
       <w:r>
-        <w:t xml:space="preserve">We agree without reservation. Mapping each stratum’s median to 50 is by construction; therefore median values near 50 after normalization cannot be interpreted as empirical proof of biological equivalence across devices. Under the</w:t>
-      </w:r>
-      <w:r>
-        <w:t xml:space="preserve"> </w:t>
-      </w:r>
-      <w:r>
-        <w:rPr>
-          <w:b/>
-          <w:bCs/>
-        </w:rPr>
-        <w:t xml:space="preserve">default Standardized Caliber Uniformity Score</w:t>
-      </w:r>
-      <w:r>
-        <w:t xml:space="preserve">, between-stratum Kruskal–Wallis tests for Complexity, Caliber, and Maturity are non-significant (ε² ≈ 0; see Comment 5)—but that pattern still does</w:t>
+        <w:t xml:space="preserve">We agree. Mapping each stratum’s median to 50 is by construction; therefore median values near 50 after normalization cannot be interpreted as empirical proof of biological equivalence across devices. Under the Standardized Caliber Uniformity Score, between-stratum Kruskal–Wallis tests for Complexity, Caliber, and Maturity are non-significant (ε² ≈ 0; see Comment 5)—but that pattern still does not establish biological equivalence, because median-anchored transforms and locked cuts can attenuate stratum-mean contrasts by design. In all cases, medians near 50 are a mathematical consequence of the transform and do not imply that scores are biologically comparable across devices/FOV strata.</w:t>
+      </w:r>
+    </w:p>
+    <w:p>
+      <w:pPr>
+        <w:pStyle w:val="BodyText"/>
+      </w:pPr>
+      <w:r>
+        <w:rPr>
+          <w:b/>
+          <w:bCs/>
+        </w:rPr>
+        <w:t xml:space="preserve">Changes made:</w:t>
+      </w:r>
+      <w:r>
+        <w:t xml:space="preserve"> </w:t>
+      </w:r>
+      <w:r>
+        <w:t xml:space="preserve">- Abstract, Results (“Stratum-Standardized Scores…”), and Discussion have been rewritten to state that piecewise-linear normalization is a</w:t>
+      </w:r>
+      <w:r>
+        <w:t xml:space="preserve"> </w:t>
+      </w:r>
+      <w:r>
+        <w:rPr>
+          <w:b/>
+          <w:bCs/>
+        </w:rPr>
+        <w:t xml:space="preserve">within-stratum scaling procedure</w:t>
+      </w:r>
+      <w:r>
+        <w:t xml:space="preserve"> </w:t>
+      </w:r>
+      <w:r>
+        <w:t xml:space="preserve">intended to place scores on a common 0–100 reporting scale for rule-based classification thresholds,</w:t>
       </w:r>
       <w:r>
         <w:t xml:space="preserve"> </w:t>
@@ -594,85 +613,6 @@
         <w:t xml:space="preserve"> </w:t>
       </w:r>
       <w:r>
-        <w:t xml:space="preserve">establish biological equivalence, because median-anchored transforms and locked cuts can attenuate stratum-mean contrasts by design. Under the</w:t>
-      </w:r>
-      <w:r>
-        <w:t xml:space="preserve"> </w:t>
-      </w:r>
-      <w:r>
-        <w:rPr>
-          <w:b/>
-          <w:bCs/>
-        </w:rPr>
-        <w:t xml:space="preserve">PCA-based Caliber Uniformity Score (legacy)</w:t>
-      </w:r>
-      <w:r>
-        <w:t xml:space="preserve">, Caliber and Maturity had retained significant between-stratum differences (ε² ≈ 0.24); that legacy finding is reported only as sensitivity context. In all cases, medians near 50 are a mathematical consequence of the transform and do</w:t>
-      </w:r>
-      <w:r>
-        <w:t xml:space="preserve"> </w:t>
-      </w:r>
-      <w:r>
-        <w:rPr>
-          <w:b/>
-          <w:bCs/>
-        </w:rPr>
-        <w:t xml:space="preserve">not</w:t>
-      </w:r>
-      <w:r>
-        <w:t xml:space="preserve"> </w:t>
-      </w:r>
-      <w:r>
-        <w:t xml:space="preserve">imply that scores are biologically comparable across devices/FOV strata.</w:t>
-      </w:r>
-    </w:p>
-    <w:p>
-      <w:pPr>
-        <w:pStyle w:val="BodyText"/>
-      </w:pPr>
-      <w:r>
-        <w:rPr>
-          <w:b/>
-          <w:bCs/>
-        </w:rPr>
-        <w:t xml:space="preserve">Changes made:</w:t>
-      </w:r>
-      <w:r>
-        <w:t xml:space="preserve"> </w:t>
-      </w:r>
-      <w:r>
-        <w:t xml:space="preserve">- Abstract, Results (“Stratum-Standardized Scores…”), and Discussion have been rewritten to state that piecewise-linear normalization is a</w:t>
-      </w:r>
-      <w:r>
-        <w:t xml:space="preserve"> </w:t>
-      </w:r>
-      <w:r>
-        <w:rPr>
-          <w:b/>
-          <w:bCs/>
-        </w:rPr>
-        <w:t xml:space="preserve">within-stratum scaling procedure</w:t>
-      </w:r>
-      <w:r>
-        <w:t xml:space="preserve"> </w:t>
-      </w:r>
-      <w:r>
-        <w:t xml:space="preserve">intended to place scores on a common 0–100 reporting scale for rule-based classification thresholds,</w:t>
-      </w:r>
-      <w:r>
-        <w:t xml:space="preserve"> </w:t>
-      </w:r>
-      <w:r>
-        <w:rPr>
-          <w:b/>
-          <w:bCs/>
-        </w:rPr>
-        <w:t xml:space="preserve">not</w:t>
-      </w:r>
-      <w:r>
-        <w:t xml:space="preserve"> </w:t>
-      </w:r>
-      <w:r>
         <w:t xml:space="preserve">a demonstration of cross-device biological equivalence.</w:t>
       </w:r>
       <w:r>
@@ -701,23 +641,7 @@
         <w:t xml:space="preserve"> </w:t>
       </w:r>
       <w:r>
-        <w:t xml:space="preserve">rewritten: primary endpoint is now the</w:t>
-      </w:r>
-      <w:r>
-        <w:t xml:space="preserve"> </w:t>
-      </w:r>
-      <w:r>
-        <w:rPr>
-          <w:b/>
-          <w:bCs/>
-        </w:rPr>
-        <w:t xml:space="preserve">default</w:t>
-      </w:r>
-      <w:r>
-        <w:t xml:space="preserve"> </w:t>
-      </w:r>
-      <w:r>
-        <w:t xml:space="preserve">Standardized Caliber Uniformity Score with Kruskal–Wallis H/p plus ε² and bootstrap 95% CIs (medians 46.6 / 55.5 / 50.6 for Caliber; Complexity PC1 explained variance retained in prose). Original PCA-Caliber Table 3 medians/p-values are no longer the primary table content.</w:t>
+        <w:t xml:space="preserve">rewritten: primary endpoint is the Standardized Caliber Uniformity Score with Kruskal–Wallis H/p plus ε² and bootstrap 95% CIs. Original PCA-Caliber Table 3 medians/p-values are no longer the primary table content.</w:t>
       </w:r>
       <w:r>
         <w:t xml:space="preserve"> </w:t>
@@ -749,7 +673,7 @@
         <w:t xml:space="preserve">Table 2</w:t>
       </w:r>
       <w:r>
-        <w:t xml:space="preserve">, restored from original submission numbers with Optovue labeling); (ii) consistency of PCA structure (PC1 loadings and explained variance) across strata; (iii) within-stratum score distributions by morphological category after expert comparison (revised analyses).</w:t>
+        <w:t xml:space="preserve">); (ii) consistency of PCA structure (PC1 loadings and explained variance) across strata; (iii) within-stratum score distributions by morphological category after expert comparison.</w:t>
       </w:r>
       <w:r>
         <w:t xml:space="preserve"> </w:t>
@@ -795,7 +719,7 @@
         <w:br/>
       </w:r>
       <w:r>
-        <w:t xml:space="preserve">We agree that an agreement assessment against masked expert grading, with disclosed decision thresholds, is required. In the revised manuscript we report a</w:t>
+        <w:t xml:space="preserve">We agree that an agreement assessment against masked expert grading, with disclosed decision thresholds, is appropriate. In the revised manuscript we report a</w:t>
       </w:r>
       <w:r>
         <w:t xml:space="preserve"> </w:t>
@@ -918,7 +842,7 @@
         </w:numPr>
       </w:pPr>
       <w:r>
-        <w:t xml:space="preserve">Decision thresholds (percentile cut-points and trunk-pattern rules for Dead tree, Tree in bud, Glomerular, Seafan, and Medusa) are fully disclosed in Methods and/or Supplementary Table S1.</w:t>
+        <w:t xml:space="preserve">Decision thresholds (percentile cut-points and trunk-pattern rules for Dead tree, Tree in bud, Glomerular, Seafan, and Medusa) are disclosed in Methods and/or Supplementary Table S1.</w:t>
       </w:r>
     </w:p>
     <w:p>
@@ -926,20 +850,7 @@
         <w:pStyle w:val="FirstParagraph"/>
       </w:pPr>
       <w:r>
-        <w:t xml:space="preserve">We interpret this modest-to-moderate κ as partly reflecting</w:t>
-      </w:r>
-      <w:r>
-        <w:t xml:space="preserve"> </w:t>
-      </w:r>
-      <w:r>
-        <w:rPr>
-          <w:b/>
-          <w:bCs/>
-        </w:rPr>
-        <w:t xml:space="preserve">limitations of subjective, human categorical OCTA morphological grading</w:t>
-      </w:r>
-      <w:r>
-        <w:t xml:space="preserve">, rather than as solely indicating algorithmic failure. Qualitative pattern labels (e.g., Medusa, Seafan, tangled/medusa-like descriptors) are used clinically but remain partly descriptive and ambiguous in the OCTA literature (Tew et al.,</w:t>
+        <w:t xml:space="preserve">We interpret this modest-to-moderate κ as partly reflecting limitations of subjective categorical OCTA morphological grading, rather than as solely indicating algorithmic failure. Qualitative pattern labels remain partly descriptive and ambiguous in the OCTA literature (Tew et al.,</w:t>
       </w:r>
       <w:r>
         <w:t xml:space="preserve"> </w:t>
@@ -955,39 +866,7 @@
         <w:t xml:space="preserve"> </w:t>
       </w:r>
       <w:r>
-        <w:t xml:space="preserve">2020; already cited in the manuscript). Related work similarly indicates that</w:t>
-      </w:r>
-      <w:r>
-        <w:t xml:space="preserve"> </w:t>
-      </w:r>
-      <w:r>
-        <w:rPr>
-          <w:b/>
-          <w:bCs/>
-        </w:rPr>
-        <w:t xml:space="preserve">qualitative</w:t>
-      </w:r>
-      <w:r>
-        <w:t xml:space="preserve"> </w:t>
-      </w:r>
-      <w:r>
-        <w:t xml:space="preserve">assessments can be less reliable across raters than</w:t>
-      </w:r>
-      <w:r>
-        <w:t xml:space="preserve"> </w:t>
-      </w:r>
-      <w:r>
-        <w:rPr>
-          <w:b/>
-          <w:bCs/>
-        </w:rPr>
-        <w:t xml:space="preserve">quantitative</w:t>
-      </w:r>
-      <w:r>
-        <w:t xml:space="preserve"> </w:t>
-      </w:r>
-      <w:r>
-        <w:t xml:space="preserve">OCTA metrics (Shah et al.,</w:t>
+        <w:t xml:space="preserve">2020; already cited). Related work similarly indicates that qualitative assessments can be less reliable across raters than quantitative OCTA metrics (Shah et al.,</w:t>
       </w:r>
       <w:r>
         <w:t xml:space="preserve"> </w:t>
@@ -1003,7 +882,7 @@
         <w:t xml:space="preserve"> </w:t>
       </w:r>
       <w:r>
-        <w:t xml:space="preserve">2023). Categorical MNV typing between fluorescein angiography– and OCT-based systems likewise shows only moderate agreement (Deák et al.,</w:t>
+        <w:t xml:space="preserve">2023), and categorical MNV typing between fluorescein angiography– and OCT-based systems shows only moderate agreement (Deák et al.,</w:t>
       </w:r>
       <w:r>
         <w:t xml:space="preserve"> </w:t>
@@ -1019,7 +898,7 @@
         <w:t xml:space="preserve"> </w:t>
       </w:r>
       <w:r>
-        <w:t xml:space="preserve">2025; κ approximately 0.46–0.58 for major type correspondences), underscoring the inherent subjectivity of morphology-based categorical labels even among trained readers. Quantitative OCTA biomarkers have accordingly been developed to objectify aspects of neovascular morphology and activity (Gan et al.,</w:t>
+        <w:t xml:space="preserve">2025). Quantitative OCTA biomarkers have accordingly been developed to objectify aspects of neovascular morphology and activity (Gan et al.,</w:t>
       </w:r>
       <w:r>
         <w:t xml:space="preserve"> </w:t>
@@ -1059,39 +938,7 @@
         <w:pStyle w:val="BodyText"/>
       </w:pPr>
       <w:r>
-        <w:t xml:space="preserve">Against this background, our rule-based quantitative operationalization—with disclosed thresholds and scores—is intended to</w:t>
-      </w:r>
-      <w:r>
-        <w:t xml:space="preserve"> </w:t>
-      </w:r>
-      <w:r>
-        <w:rPr>
-          <w:b/>
-          <w:bCs/>
-        </w:rPr>
-        <w:t xml:space="preserve">reduce rater-dependent ambiguity</w:t>
-      </w:r>
-      <w:r>
-        <w:t xml:space="preserve"> </w:t>
-      </w:r>
-      <w:r>
-        <w:t xml:space="preserve">inherent in purely descriptive human grading. In that sense, modest expert–algorithm agreement</w:t>
-      </w:r>
-      <w:r>
-        <w:t xml:space="preserve"> </w:t>
-      </w:r>
-      <w:r>
-        <w:rPr>
-          <w:b/>
-          <w:bCs/>
-        </w:rPr>
-        <w:t xml:space="preserve">motivates</w:t>
-      </w:r>
-      <w:r>
-        <w:t xml:space="preserve"> </w:t>
-      </w:r>
-      <w:r>
-        <w:t xml:space="preserve">rather than undermines the methodological rationale of the system: to make morphological categories reproducible and transparent relative to purely visual labels.</w:t>
+        <w:t xml:space="preserve">Against this background, our rule-based quantitative operationalization—with disclosed thresholds and scores—is intended to reduce rater-dependent ambiguity relative to purely descriptive human grading. We report agreement, disclose thresholds, and claim only that quantitative operational definitions improve transparency and reproducibility relative to purely descriptive labels; we do not claim that the algorithm replaces expert judgment.</w:t>
       </w:r>
     </w:p>
     <w:p>
@@ -1125,23 +972,136 @@
         <w:t xml:space="preserve"> </w:t>
       </w:r>
       <w:r>
-        <w:t xml:space="preserve">multi-human inter-grader κ (a separate three-observer ICC for ROI-dependent score reproducibility is reported in Comment 4; n=46); (c) for the small-FOV stratum, some automated subtypes were score-rederived from disclosed classifier rules when the batch CSV lacked a Subtype column; (d) we do</w:t>
-      </w:r>
-      <w:r>
-        <w:t xml:space="preserve"> </w:t>
-      </w:r>
-      <w:r>
-        <w:rPr>
-          <w:b/>
-          <w:bCs/>
-        </w:rPr>
-        <w:t xml:space="preserve">not</w:t>
-      </w:r>
-      <w:r>
-        <w:t xml:space="preserve"> </w:t>
-      </w:r>
-      <w:r>
-        <w:t xml:space="preserve">claim that the algorithm replaces expert judgment—we report agreement, disclose thresholds, and claim only that quantitative operational definitions improve transparency and reproducibility</w:t>
+        <w:t xml:space="preserve">multi-human inter-grader κ (a separate three-observer ICC for ROI-dependent score reproducibility is reported in Comment 4; n=46); (c) for the small-FOV stratum, some automated subtypes were score-rederived from disclosed classifier rules when subtype labels were not present in the analysis export.</w:t>
+      </w:r>
+    </w:p>
+    <w:p>
+      <w:pPr>
+        <w:pStyle w:val="BodyText"/>
+      </w:pPr>
+      <w:r>
+        <w:rPr>
+          <w:b/>
+          <w:bCs/>
+        </w:rPr>
+        <w:t xml:space="preserve">Optional sensitivity:</w:t>
+      </w:r>
+      <w:r>
+        <w:t xml:space="preserve"> </w:t>
+      </w:r>
+      <w:r>
+        <w:t xml:space="preserve">when Glomerular and Seafan were merged into a single category on both expert and automated labels (4-class analysis), overall agreement rose to</w:t>
+      </w:r>
+      <w:r>
+        <w:t xml:space="preserve"> </w:t>
+      </w:r>
+      <w:r>
+        <w:rPr>
+          <w:b/>
+          <w:bCs/>
+        </w:rPr>
+        <w:t xml:space="preserve">75.9%</w:t>
+      </w:r>
+      <w:r>
+        <w:t xml:space="preserve"> </w:t>
+      </w:r>
+      <w:r>
+        <w:t xml:space="preserve">(41/54) and quadratic weighted κ to</w:t>
+      </w:r>
+      <w:r>
+        <w:t xml:space="preserve"> </w:t>
+      </w:r>
+      <w:r>
+        <w:rPr>
+          <w:b/>
+          <w:bCs/>
+        </w:rPr>
+        <w:t xml:space="preserve">0.682</w:t>
+      </w:r>
+      <w:r>
+        <w:t xml:space="preserve"> </w:t>
+      </w:r>
+      <w:r>
+        <w:t xml:space="preserve">(95% CI</w:t>
+      </w:r>
+      <w:r>
+        <w:t xml:space="preserve"> </w:t>
+      </w:r>
+      <w:r>
+        <w:rPr>
+          <w:b/>
+          <w:bCs/>
+        </w:rPr>
+        <w:t xml:space="preserve">0.400–0.852</w:t>
+      </w:r>
+      <w:r>
+        <w:t xml:space="preserve">), suggesting that a substantial fraction of discordance reflects adjacent descriptive subtypes that are difficult to separate visually.</w:t>
+      </w:r>
+    </w:p>
+    <w:p>
+      <w:pPr>
+        <w:pStyle w:val="BodyText"/>
+      </w:pPr>
+      <w:r>
+        <w:t xml:space="preserve">We have also replaced wording such as “validated automated classification” with “rule-based morphological categorization with agreement against masked expert grading.”</w:t>
+      </w:r>
+    </w:p>
+    <w:p>
+      <w:pPr>
+        <w:pStyle w:val="BodyText"/>
+      </w:pPr>
+      <w:r>
+        <w:rPr>
+          <w:b/>
+          <w:bCs/>
+        </w:rPr>
+        <w:t xml:space="preserve">Changes made:</w:t>
+      </w:r>
+      <w:r>
+        <w:t xml:space="preserve"> </w:t>
+      </w:r>
+      <w:r>
+        <w:t xml:space="preserve">-</w:t>
+      </w:r>
+      <w:r>
+        <w:t xml:space="preserve"> </w:t>
+      </w:r>
+      <w:r>
+        <w:rPr>
+          <w:b/>
+          <w:bCs/>
+        </w:rPr>
+        <w:t xml:space="preserve">Table 4</w:t>
+      </w:r>
+      <w:r>
+        <w:t xml:space="preserve"> </w:t>
+      </w:r>
+      <w:r>
+        <w:t xml:space="preserve">restored with complete Medusa/Seafan splits; expert–automated κ and Supplementary confusion matrix added in Results.</w:t>
+      </w:r>
+      <w:r>
+        <w:t xml:space="preserve"> </w:t>
+      </w:r>
+      <w:r>
+        <w:t xml:space="preserve">- Decision thresholds disclosed in Methods / Supplementary Table S1.</w:t>
+      </w:r>
+    </w:p>
+    <w:p>
+      <w:pPr>
+        <w:pStyle w:val="BodyText"/>
+      </w:pPr>
+      <w:r>
+        <w:rPr>
+          <w:b/>
+          <w:bCs/>
+        </w:rPr>
+        <w:t xml:space="preserve">Selected references (Comment 2):</w:t>
+      </w:r>
+      <w:r>
+        <w:t xml:space="preserve"> </w:t>
+      </w:r>
+      <w:r>
+        <w:t xml:space="preserve">- Tew TB et al. Comparison of different morphologies of choroidal neovascularization evaluated by ocular coherence tomography angiography in age-related macular degeneration.</w:t>
       </w:r>
       <w:r>
         <w:t xml:space="preserve"> </w:t>
@@ -1151,139 +1111,16 @@
           <w:i/>
           <w:iCs/>
         </w:rPr>
-        <w:t xml:space="preserve">relative to purely descriptive labels</w:t>
-      </w:r>
-      <w:r>
-        <w:t xml:space="preserve">.</w:t>
-      </w:r>
-    </w:p>
-    <w:p>
-      <w:pPr>
-        <w:pStyle w:val="BodyText"/>
-      </w:pPr>
-      <w:r>
-        <w:rPr>
-          <w:b/>
-          <w:bCs/>
-        </w:rPr>
-        <w:t xml:space="preserve">Optional sensitivity:</w:t>
-      </w:r>
-      <w:r>
-        <w:t xml:space="preserve"> </w:t>
-      </w:r>
-      <w:r>
-        <w:t xml:space="preserve">when Glomerular and Seafan were merged into a single category on both expert and automated labels (4-class analysis), overall agreement rose to</w:t>
-      </w:r>
-      <w:r>
-        <w:t xml:space="preserve"> </w:t>
-      </w:r>
-      <w:r>
-        <w:rPr>
-          <w:b/>
-          <w:bCs/>
-        </w:rPr>
-        <w:t xml:space="preserve">75.9%</w:t>
-      </w:r>
-      <w:r>
-        <w:t xml:space="preserve"> </w:t>
-      </w:r>
-      <w:r>
-        <w:t xml:space="preserve">(41/54) and quadratic weighted κ to</w:t>
-      </w:r>
-      <w:r>
-        <w:t xml:space="preserve"> </w:t>
-      </w:r>
-      <w:r>
-        <w:rPr>
-          <w:b/>
-          <w:bCs/>
-        </w:rPr>
-        <w:t xml:space="preserve">0.682</w:t>
-      </w:r>
-      <w:r>
-        <w:t xml:space="preserve"> </w:t>
-      </w:r>
-      <w:r>
-        <w:t xml:space="preserve">(95% CI</w:t>
-      </w:r>
-      <w:r>
-        <w:t xml:space="preserve"> </w:t>
-      </w:r>
-      <w:r>
-        <w:rPr>
-          <w:b/>
-          <w:bCs/>
-        </w:rPr>
-        <w:t xml:space="preserve">0.400–0.852</w:t>
-      </w:r>
-      <w:r>
-        <w:t xml:space="preserve">), suggesting that a substantial fraction of discordance reflects adjacent descriptive subtypes that are difficult to separate visually.</w:t>
-      </w:r>
-    </w:p>
-    <w:p>
-      <w:pPr>
-        <w:pStyle w:val="BodyText"/>
-      </w:pPr>
-      <w:r>
-        <w:t xml:space="preserve">We have also replaced wording such as “validated automated classification” with “rule-based morphological categorization with agreement against masked expert grading.”</w:t>
-      </w:r>
-    </w:p>
-    <w:p>
-      <w:pPr>
-        <w:pStyle w:val="BodyText"/>
-      </w:pPr>
-      <w:r>
-        <w:rPr>
-          <w:b/>
-          <w:bCs/>
-        </w:rPr>
-        <w:t xml:space="preserve">Changes made (tables):</w:t>
-      </w:r>
-      <w:r>
-        <w:t xml:space="preserve"> </w:t>
-      </w:r>
-      <w:r>
-        <w:t xml:space="preserve">-</w:t>
-      </w:r>
-      <w:r>
-        <w:t xml:space="preserve"> </w:t>
-      </w:r>
-      <w:r>
-        <w:rPr>
-          <w:b/>
-          <w:bCs/>
-        </w:rPr>
-        <w:t xml:space="preserve">Table 4</w:t>
-      </w:r>
-      <w:r>
-        <w:t xml:space="preserve"> </w:t>
-      </w:r>
-      <w:r>
-        <w:t xml:space="preserve">restored from the original submission tables file with complete Medusa/Seafan splits (large Medusa 6 [12.2%]; small Seafan 2 [6.1%]; small_3mm Seafan 11 [36.7%]); expert–automated κ and Supplementary confusion matrix added in Results (not as a numbered main-text table).</w:t>
-      </w:r>
-      <w:r>
-        <w:t xml:space="preserve"> </w:t>
-      </w:r>
-      <w:r>
-        <w:t xml:space="preserve">- Decision thresholds disclosed in Methods / Supplementary Table S1.</w:t>
-      </w:r>
-    </w:p>
-    <w:p>
-      <w:pPr>
-        <w:pStyle w:val="BodyText"/>
-      </w:pPr>
-      <w:r>
-        <w:rPr>
-          <w:b/>
-          <w:bCs/>
-        </w:rPr>
-        <w:t xml:space="preserve">Selected references (Comment 2):</w:t>
-      </w:r>
-      <w:r>
-        <w:t xml:space="preserve"> </w:t>
-      </w:r>
-      <w:r>
-        <w:t xml:space="preserve">- Tew TB et al. Comparison of different morphologies of choroidal neovascularization evaluated by ocular coherence tomography angiography in age-related macular degeneration.</w:t>
+        <w:t xml:space="preserve">Clin Experiment Ophthalmol</w:t>
+      </w:r>
+      <w:r>
+        <w:t xml:space="preserve">. 2020;48:927–937.</w:t>
+      </w:r>
+      <w:r>
+        <w:t xml:space="preserve"> </w:t>
+      </w:r>
+      <w:r>
+        <w:t xml:space="preserve">- Shah PN et al. Inter-rater reliability of proliferative diabetic retinopathy assessment on wide-field OCT-angiography and fluorescein angiography.</w:t>
       </w:r>
       <w:r>
         <w:t xml:space="preserve"> </w:t>
@@ -1293,16 +1130,16 @@
           <w:i/>
           <w:iCs/>
         </w:rPr>
-        <w:t xml:space="preserve">Clin Experiment Ophthalmol</w:t>
-      </w:r>
-      <w:r>
-        <w:t xml:space="preserve">. 2020;48:927–937.</w:t>
-      </w:r>
-      <w:r>
-        <w:t xml:space="preserve"> </w:t>
-      </w:r>
-      <w:r>
-        <w:t xml:space="preserve">- Shah PN et al. Inter-rater reliability of proliferative diabetic retinopathy assessment on wide-field OCT-angiography and fluorescein angiography.</w:t>
+        <w:t xml:space="preserve">Transl Vis Sci Technol</w:t>
+      </w:r>
+      <w:r>
+        <w:t xml:space="preserve">. 2023;12(7):13.</w:t>
+      </w:r>
+      <w:r>
+        <w:t xml:space="preserve"> </w:t>
+      </w:r>
+      <w:r>
+        <w:t xml:space="preserve">- Deák GG et al. Comparison of optical coherence tomography vs. fluorescein angiography-based macular neovascularization classifications in age-related macular degeneration.</w:t>
       </w:r>
       <w:r>
         <w:t xml:space="preserve"> </w:t>
@@ -1312,16 +1149,16 @@
           <w:i/>
           <w:iCs/>
         </w:rPr>
-        <w:t xml:space="preserve">Transl Vis Sci Technol</w:t>
-      </w:r>
-      <w:r>
-        <w:t xml:space="preserve">. 2023;12(7):13.</w:t>
-      </w:r>
-      <w:r>
-        <w:t xml:space="preserve"> </w:t>
-      </w:r>
-      <w:r>
-        <w:t xml:space="preserve">- Deák GG et al. Comparison of optical coherence tomography vs. fluorescein angiography-based macular neovascularization classifications in age-related macular degeneration.</w:t>
+        <w:t xml:space="preserve">Sci Rep</w:t>
+      </w:r>
+      <w:r>
+        <w:t xml:space="preserve">. 2025;15:87576 (doi:10.1038/s41598-025-87576-6).</w:t>
+      </w:r>
+      <w:r>
+        <w:t xml:space="preserve"> </w:t>
+      </w:r>
+      <w:r>
+        <w:t xml:space="preserve">- Gan Y et al. Novel quantitative OCTA biomarkers of choroidal neovascularization and associations with disease activity and etiology.</w:t>
       </w:r>
       <w:r>
         <w:t xml:space="preserve"> </w:t>
@@ -1331,16 +1168,16 @@
           <w:i/>
           <w:iCs/>
         </w:rPr>
-        <w:t xml:space="preserve">Sci Rep</w:t>
-      </w:r>
-      <w:r>
-        <w:t xml:space="preserve">. 2025;15:87576 (doi:10.1038/s41598-025-87576-6).</w:t>
-      </w:r>
-      <w:r>
-        <w:t xml:space="preserve"> </w:t>
-      </w:r>
-      <w:r>
-        <w:t xml:space="preserve">- Gan Y et al. Novel quantitative OCTA biomarkers of choroidal neovascularization and associations with disease activity and etiology.</w:t>
+        <w:t xml:space="preserve">Transl Vis Sci Technol</w:t>
+      </w:r>
+      <w:r>
+        <w:t xml:space="preserve">. 2026;15(3):10.</w:t>
+      </w:r>
+      <w:r>
+        <w:t xml:space="preserve"> </w:t>
+      </w:r>
+      <w:r>
+        <w:t xml:space="preserve">- Hsu CR et al. Combined quantitative and qualitative optical coherence tomography angiography biomarkers for predicting active neovascular age-related macular degeneration.</w:t>
       </w:r>
       <w:r>
         <w:t xml:space="preserve"> </w:t>
@@ -1350,39 +1187,195 @@
           <w:i/>
           <w:iCs/>
         </w:rPr>
-        <w:t xml:space="preserve">Transl Vis Sci Technol</w:t>
-      </w:r>
-      <w:r>
-        <w:t xml:space="preserve">. 2026;15(3):10.</w:t>
-      </w:r>
-      <w:r>
-        <w:t xml:space="preserve"> </w:t>
-      </w:r>
-      <w:r>
-        <w:t xml:space="preserve">- Hsu CR et al. Combined quantitative and qualitative optical coherence tomography angiography biomarkers for predicting active neovascular age-related macular degeneration.</w:t>
-      </w:r>
-      <w:r>
-        <w:t xml:space="preserve"> </w:t>
-      </w:r>
+        <w:t xml:space="preserve">Sci Rep</w:t>
+      </w:r>
+      <w:r>
+        <w:t xml:space="preserve">. 2021;11:18068.</w:t>
+      </w:r>
+    </w:p>
+    <w:bookmarkEnd w:id="15"/>
+    <w:bookmarkStart w:id="16" w:name="X3a97f58add1b4664ec3a8436c601a4128562a4d"/>
+    <w:p>
+      <w:pPr>
+        <w:pStyle w:val="Heading3"/>
+      </w:pPr>
+      <w:r>
+        <w:t xml:space="preserve">Comment 3 — Pathophysiological labels not anchored to clinical data</w:t>
+      </w:r>
+    </w:p>
+    <w:p>
+      <w:pPr>
+        <w:pStyle w:val="FirstParagraph"/>
+      </w:pPr>
       <w:r>
         <w:rPr>
           <w:i/>
           <w:iCs/>
         </w:rPr>
-        <w:t xml:space="preserve">Sci Rep</w:t>
-      </w:r>
-      <w:r>
-        <w:t xml:space="preserve">. 2021;11:18068.</w:t>
-      </w:r>
-    </w:p>
-    <w:bookmarkEnd w:id="15"/>
-    <w:bookmarkStart w:id="16" w:name="X3a97f58add1b4664ec3a8436c601a4128562a4d"/>
+        <w:t xml:space="preserve">The mapping of morphological patterns to pathophysiological states is not anchored to clinical data. No fluid status, treatment response, or longitudinal outcome data are presented to confirm these labels reflect actual disease behavior. Without such evidence, these should be described as morphology-derived categories rather than pathophysiological classifications.</w:t>
+      </w:r>
+    </w:p>
+    <w:p>
+      <w:pPr>
+        <w:pStyle w:val="BodyText"/>
+      </w:pPr>
+      <w:r>
+        <w:rPr>
+          <w:b/>
+          <w:bCs/>
+        </w:rPr>
+        <w:t xml:space="preserve">Response:</w:t>
+      </w:r>
+      <w:r>
+        <w:br/>
+      </w:r>
+      <w:r>
+        <w:t xml:space="preserve">We agree. This anonymized, cross-sectional, treatment-naïve dataset does not contain fluid status, treatment response, or longitudinal outcomes; such data cannot be added for this revision.</w:t>
+      </w:r>
+    </w:p>
+    <w:p>
+      <w:pPr>
+        <w:pStyle w:val="BodyText"/>
+      </w:pPr>
+      <w:r>
+        <w:rPr>
+          <w:b/>
+          <w:bCs/>
+        </w:rPr>
+        <w:t xml:space="preserve">Changes made:</w:t>
+      </w:r>
+      <w:r>
+        <w:t xml:space="preserve"> </w:t>
+      </w:r>
+      <w:r>
+        <w:t xml:space="preserve">- Replaced “pathophysiological classification/states” with</w:t>
+      </w:r>
+      <w:r>
+        <w:t xml:space="preserve"> </w:t>
+      </w:r>
+      <w:r>
+        <w:rPr>
+          <w:b/>
+          <w:bCs/>
+        </w:rPr>
+        <w:t xml:space="preserve">“morphology-derived interpretive categories”</w:t>
+      </w:r>
+      <w:r>
+        <w:t xml:space="preserve"> </w:t>
+      </w:r>
+      <w:r>
+        <w:t xml:space="preserve">(Active-pattern, Mature-quiescent-pattern, Transitional-pattern, Arteriolarized-pattern) throughout, including the title, Abstract, Methods, Results, Discussion, and Conclusion.</w:t>
+      </w:r>
+      <w:r>
+        <w:t xml:space="preserve"> </w:t>
+      </w:r>
+      <w:r>
+        <w:t xml:space="preserve">-</w:t>
+      </w:r>
+      <w:r>
+        <w:t xml:space="preserve"> </w:t>
+      </w:r>
+      <w:r>
+        <w:rPr>
+          <w:b/>
+          <w:bCs/>
+        </w:rPr>
+        <w:t xml:space="preserve">Table 4:</w:t>
+      </w:r>
+      <w:r>
+        <w:t xml:space="preserve"> </w:t>
+      </w:r>
+      <w:r>
+        <w:t xml:space="preserve">removed the original “Pathophysiological State” column; subtype counts/percentages restored.</w:t>
+      </w:r>
+      <w:r>
+        <w:t xml:space="preserve"> </w:t>
+      </w:r>
+      <w:r>
+        <w:t xml:space="preserve">-</w:t>
+      </w:r>
+      <w:r>
+        <w:t xml:space="preserve"> </w:t>
+      </w:r>
+      <w:r>
+        <w:rPr>
+          <w:b/>
+          <w:bCs/>
+        </w:rPr>
+        <w:t xml:space="preserve">Table 5:</w:t>
+      </w:r>
+      <w:r>
+        <w:t xml:space="preserve"> </w:t>
+      </w:r>
+      <w:r>
+        <w:t xml:space="preserve">retitled/rewritten as a morphology-derived interpretive mapping (Primary/Secondary</w:t>
+      </w:r>
+      <w:r>
+        <w:t xml:space="preserve"> </w:t>
+      </w:r>
+      <w:r>
+        <w:rPr>
+          <w:b/>
+          <w:bCs/>
+        </w:rPr>
+        <w:t xml:space="preserve">interpretive category</w:t>
+      </w:r>
+      <w:r>
+        <w:t xml:space="preserve"> </w:t>
+      </w:r>
+      <w:r>
+        <w:t xml:space="preserve">columns); no pathophysiological-state wording.</w:t>
+      </w:r>
+      <w:r>
+        <w:t xml:space="preserve"> </w:t>
+      </w:r>
+      <w:r>
+        <w:t xml:space="preserve">- Explicitly state that these labels are</w:t>
+      </w:r>
+      <w:r>
+        <w:t xml:space="preserve"> </w:t>
+      </w:r>
+      <w:r>
+        <w:rPr>
+          <w:b/>
+          <w:bCs/>
+        </w:rPr>
+        <w:t xml:space="preserve">hypothesis-generating</w:t>
+      </w:r>
+      <w:r>
+        <w:t xml:space="preserve">, based on quantitative morphology and published morphological criteria, and are</w:t>
+      </w:r>
+      <w:r>
+        <w:t xml:space="preserve"> </w:t>
+      </w:r>
+      <w:r>
+        <w:rPr>
+          <w:b/>
+          <w:bCs/>
+        </w:rPr>
+        <w:t xml:space="preserve">not</w:t>
+      </w:r>
+      <w:r>
+        <w:t xml:space="preserve"> </w:t>
+      </w:r>
+      <w:r>
+        <w:t xml:space="preserve">clinically validated disease-behavior classes.</w:t>
+      </w:r>
+      <w:r>
+        <w:t xml:space="preserve"> </w:t>
+      </w:r>
+      <w:r>
+        <w:t xml:space="preserve">- Softened statements implying improved clinical decision-making or prognostic stratification pending outcome-linked studies.</w:t>
+      </w:r>
+    </w:p>
+    <w:bookmarkEnd w:id="16"/>
+    <w:bookmarkStart w:id="17" w:name="Xfd00da4bc24b880186e4628bff3a9bdd437c5ea"/>
     <w:p>
       <w:pPr>
         <w:pStyle w:val="Heading3"/>
       </w:pPr>
       <w:r>
-        <w:t xml:space="preserve">Comment 3 — Pathophysiological labels not anchored to clinical data</w:t>
+        <w:t xml:space="preserve">Comment 4 — Missing inter- and intra-observer reproducibility</w:t>
       </w:r>
     </w:p>
     <w:p>
@@ -1394,7 +1387,7 @@
           <w:i/>
           <w:iCs/>
         </w:rPr>
-        <w:t xml:space="preserve">The mapping of morphological patterns to pathophysiological states is not anchored to clinical data. No fluid status, treatment response, or longitudinal outcome data are presented to confirm these labels reflect actual disease behavior. Without such evidence, these should be described as morphology-derived categories rather than pathophysiological classifications.</w:t>
+        <w:t xml:space="preserve">Inter- and intra-observer reproducibility of the semi-automated pipeline is not reported. Since the system depends on manual ROI delineation, operator variability may substantially affect downstream scores.</w:t>
       </w:r>
     </w:p>
     <w:p>
@@ -1409,10 +1402,71 @@
         <w:t xml:space="preserve">Response:</w:t>
       </w:r>
       <w:r>
-        <w:br/>
-      </w:r>
-      <w:r>
-        <w:t xml:space="preserve">We agree. This anonymized, cross-sectional, treatment-naïve dataset does not contain fluid status, treatment response, or longitudinal outcomes; such data cannot be added for this revision.</w:t>
+        <w:t xml:space="preserve"> </w:t>
+      </w:r>
+      <w:r>
+        <w:t xml:space="preserve">We agree that ROI-dependent variability should be quantified. For this revision we assessed</w:t>
+      </w:r>
+      <w:r>
+        <w:t xml:space="preserve"> </w:t>
+      </w:r>
+      <w:r>
+        <w:rPr>
+          <w:b/>
+          <w:bCs/>
+        </w:rPr>
+        <w:t xml:space="preserve">inter-observer reproducibility</w:t>
+      </w:r>
+      <w:r>
+        <w:t xml:space="preserve"> </w:t>
+      </w:r>
+      <w:r>
+        <w:t xml:space="preserve">with</w:t>
+      </w:r>
+      <w:r>
+        <w:t xml:space="preserve"> </w:t>
+      </w:r>
+      <w:r>
+        <w:rPr>
+          <w:b/>
+          <w:bCs/>
+        </w:rPr>
+        <w:t xml:space="preserve">three independent operators</w:t>
+      </w:r>
+      <w:r>
+        <w:t xml:space="preserve"> </w:t>
+      </w:r>
+      <w:r>
+        <w:t xml:space="preserve">who each performed freehand ROI delineation on the same set of lesions (</w:t>
+      </w:r>
+      <w:r>
+        <w:rPr>
+          <w:b/>
+          <w:bCs/>
+        </w:rPr>
+        <w:t xml:space="preserve">n = 46</w:t>
+      </w:r>
+      <w:r>
+        <w:t xml:space="preserve"> </w:t>
+      </w:r>
+      <w:r>
+        <w:t xml:space="preserve">complete cases matched across all three observers), with subsequent fully automated processing unchanged. We report</w:t>
+      </w:r>
+      <w:r>
+        <w:t xml:space="preserve"> </w:t>
+      </w:r>
+      <w:r>
+        <w:rPr>
+          <w:b/>
+          <w:bCs/>
+        </w:rPr>
+        <w:t xml:space="preserve">multi-rater ICCs</w:t>
+      </w:r>
+      <w:r>
+        <w:t xml:space="preserve"> </w:t>
+      </w:r>
+      <w:r>
+        <w:t xml:space="preserve">(two-way random-effects, absolute agreement, single measures — ICC(2,1); Shrout &amp; Fleiss; McGraw &amp; Wong) for lesion area and for Standardized Vascular Complexity Score, the Standardized Caliber Uniformity Score, and Maturity Index recomputed from that Caliber score, with pairwise ICCs and a multilevel variance-component ICC as complementary summaries. Interpretive bands follow published guidance (poor &lt;0.50; moderate 0.50–0.75; good 0.75–0.90; excellent &gt;0.90; Koo &amp; Li).</w:t>
       </w:r>
     </w:p>
     <w:p>
@@ -1420,156 +1474,7 @@
         <w:pStyle w:val="BodyText"/>
       </w:pPr>
       <w:r>
-        <w:rPr>
-          <w:b/>
-          <w:bCs/>
-        </w:rPr>
-        <w:t xml:space="preserve">Changes made:</w:t>
-      </w:r>
-      <w:r>
-        <w:t xml:space="preserve"> </w:t>
-      </w:r>
-      <w:r>
-        <w:t xml:space="preserve">- Replaced “pathophysiological classification/states” with</w:t>
-      </w:r>
-      <w:r>
-        <w:t xml:space="preserve"> </w:t>
-      </w:r>
-      <w:r>
-        <w:rPr>
-          <w:b/>
-          <w:bCs/>
-        </w:rPr>
-        <w:t xml:space="preserve">“morphology-derived interpretive categories”</w:t>
-      </w:r>
-      <w:r>
-        <w:t xml:space="preserve"> </w:t>
-      </w:r>
-      <w:r>
-        <w:t xml:space="preserve">(Active-pattern, Mature-quiescent-pattern, Transitional-pattern, Arteriolarized-pattern) throughout, including the title, Abstract, Methods, Results, Discussion, and Conclusion.</w:t>
-      </w:r>
-      <w:r>
-        <w:t xml:space="preserve"> </w:t>
-      </w:r>
-      <w:r>
-        <w:t xml:space="preserve">-</w:t>
-      </w:r>
-      <w:r>
-        <w:t xml:space="preserve"> </w:t>
-      </w:r>
-      <w:r>
-        <w:rPr>
-          <w:b/>
-          <w:bCs/>
-        </w:rPr>
-        <w:t xml:space="preserve">Table 4:</w:t>
-      </w:r>
-      <w:r>
-        <w:t xml:space="preserve"> </w:t>
-      </w:r>
-      <w:r>
-        <w:t xml:space="preserve">removed the original “Pathophysiological State” column; subtype counts/percentages restored from the original tables file (including Medusa/Seafan splits).</w:t>
-      </w:r>
-      <w:r>
-        <w:t xml:space="preserve"> </w:t>
-      </w:r>
-      <w:r>
-        <w:t xml:space="preserve">-</w:t>
-      </w:r>
-      <w:r>
-        <w:t xml:space="preserve"> </w:t>
-      </w:r>
-      <w:r>
-        <w:rPr>
-          <w:b/>
-          <w:bCs/>
-        </w:rPr>
-        <w:t xml:space="preserve">Table 5:</w:t>
-      </w:r>
-      <w:r>
-        <w:t xml:space="preserve"> </w:t>
-      </w:r>
-      <w:r>
-        <w:t xml:space="preserve">retitled/rewritten as a morphology-derived interpretive mapping (Primary/Secondary</w:t>
-      </w:r>
-      <w:r>
-        <w:t xml:space="preserve"> </w:t>
-      </w:r>
-      <w:r>
-        <w:rPr>
-          <w:b/>
-          <w:bCs/>
-        </w:rPr>
-        <w:t xml:space="preserve">interpretive category</w:t>
-      </w:r>
-      <w:r>
-        <w:t xml:space="preserve"> </w:t>
-      </w:r>
-      <w:r>
-        <w:t xml:space="preserve">columns); no pathophysiological-state wording.</w:t>
-      </w:r>
-      <w:r>
-        <w:t xml:space="preserve"> </w:t>
-      </w:r>
-      <w:r>
-        <w:t xml:space="preserve">- Explicitly state that these labels are</w:t>
-      </w:r>
-      <w:r>
-        <w:t xml:space="preserve"> </w:t>
-      </w:r>
-      <w:r>
-        <w:rPr>
-          <w:b/>
-          <w:bCs/>
-        </w:rPr>
-        <w:t xml:space="preserve">hypothesis-generating</w:t>
-      </w:r>
-      <w:r>
-        <w:t xml:space="preserve">, based on quantitative morphology and published morphological criteria, and are</w:t>
-      </w:r>
-      <w:r>
-        <w:t xml:space="preserve"> </w:t>
-      </w:r>
-      <w:r>
-        <w:rPr>
-          <w:b/>
-          <w:bCs/>
-        </w:rPr>
-        <w:t xml:space="preserve">not</w:t>
-      </w:r>
-      <w:r>
-        <w:t xml:space="preserve"> </w:t>
-      </w:r>
-      <w:r>
-        <w:t xml:space="preserve">clinically validated disease-behavior classes.</w:t>
-      </w:r>
-      <w:r>
-        <w:t xml:space="preserve"> </w:t>
-      </w:r>
-      <w:r>
-        <w:t xml:space="preserve">- Removed or softened statements implying improved clinical decision-making or prognostic stratification pending outcome-linked studies.</w:t>
-      </w:r>
-    </w:p>
-    <w:bookmarkEnd w:id="16"/>
-    <w:bookmarkStart w:id="17" w:name="Xfd00da4bc24b880186e4628bff3a9bdd437c5ea"/>
-    <w:p>
-      <w:pPr>
-        <w:pStyle w:val="Heading3"/>
-      </w:pPr>
-      <w:r>
-        <w:t xml:space="preserve">Comment 4 — Missing inter- and intra-observer reproducibility</w:t>
-      </w:r>
-    </w:p>
-    <w:p>
-      <w:pPr>
-        <w:pStyle w:val="FirstParagraph"/>
-      </w:pPr>
-      <w:r>
-        <w:rPr>
-          <w:i/>
-          <w:iCs/>
-        </w:rPr>
-        <w:t xml:space="preserve">Inter- and intra-observer reproducibility of the semi-automated pipeline is not reported. Since the system depends on manual ROI delineation, operator variability may substantially affect downstream scores.</w:t>
+        <w:t xml:space="preserve">In the revised manuscript, the primary Caliber Uniformity endpoint is the Standardized Caliber Uniformity Score based on NV Diameter CV and Dilated vessel % (weights 0.75 / 0.25; stratum-specific min/median/max piecewise maps). An initial PCA-based Caliber Uniformity Score from the original submission showed suboptimal inter-observer concordance and was replaced by this standardized definition (Methods).</w:t>
       </w:r>
     </w:p>
     <w:p>
@@ -1581,164 +1486,19 @@
           <w:b/>
           <w:bCs/>
         </w:rPr>
-        <w:t xml:space="preserve">Response:</w:t>
-      </w:r>
-      <w:r>
-        <w:t xml:space="preserve"> </w:t>
-      </w:r>
-      <w:r>
-        <w:t xml:space="preserve">We agree that ROI-dependent variability must be quantified. For this revision we assessed</w:t>
-      </w:r>
-      <w:r>
-        <w:t xml:space="preserve"> </w:t>
-      </w:r>
-      <w:r>
-        <w:rPr>
-          <w:b/>
-          <w:bCs/>
-        </w:rPr>
-        <w:t xml:space="preserve">inter-observer reproducibility</w:t>
-      </w:r>
-      <w:r>
-        <w:t xml:space="preserve"> </w:t>
-      </w:r>
-      <w:r>
-        <w:t xml:space="preserve">with</w:t>
-      </w:r>
-      <w:r>
-        <w:t xml:space="preserve"> </w:t>
-      </w:r>
-      <w:r>
-        <w:rPr>
-          <w:b/>
-          <w:bCs/>
-        </w:rPr>
-        <w:t xml:space="preserve">three independent operators</w:t>
-      </w:r>
-      <w:r>
-        <w:t xml:space="preserve"> </w:t>
-      </w:r>
-      <w:r>
-        <w:t xml:space="preserve">(the original analyst [YY] plus two external examiners [Inoue, Osada]) who each performed freehand ROI delineation on the same set of lesions (</w:t>
-      </w:r>
-      <w:r>
-        <w:rPr>
-          <w:b/>
-          <w:bCs/>
-        </w:rPr>
-        <w:t xml:space="preserve">n = 46</w:t>
-      </w:r>
-      <w:r>
-        <w:t xml:space="preserve"> </w:t>
-      </w:r>
-      <w:r>
-        <w:t xml:space="preserve">complete cases matched across all three observers), with subsequent fully automated processing unchanged. We report</w:t>
-      </w:r>
-      <w:r>
-        <w:t xml:space="preserve"> </w:t>
-      </w:r>
-      <w:r>
-        <w:rPr>
-          <w:b/>
-          <w:bCs/>
-        </w:rPr>
-        <w:t xml:space="preserve">multi-rater ICCs</w:t>
-      </w:r>
-      <w:r>
-        <w:t xml:space="preserve"> </w:t>
-      </w:r>
-      <w:r>
-        <w:t xml:space="preserve">(two-way random-effects, absolute agreement, single measures — ICC(2,1); Shrout &amp; Fleiss; McGraw &amp; Wong) for lesion area and for Network Complexity Score, the</w:t>
-      </w:r>
-      <w:r>
-        <w:t xml:space="preserve"> </w:t>
-      </w:r>
-      <w:r>
-        <w:rPr>
-          <w:b/>
-          <w:bCs/>
-        </w:rPr>
-        <w:t xml:space="preserve">default Standardized Caliber Uniformity Score</w:t>
-      </w:r>
-      <w:r>
-        <w:t xml:space="preserve">, and Maturity Index recomputed from that Caliber score, with pairwise ICCs and a multilevel variance-component ICC as complementary summaries. Interpretive bands follow published guidance (poor &lt;0.50; moderate 0.50–0.75; good 0.75–0.90; excellent &gt;0.90; Koo &amp; Li).</w:t>
-      </w:r>
-    </w:p>
-    <w:p>
-      <w:pPr>
-        <w:pStyle w:val="BodyText"/>
-      </w:pPr>
-      <w:r>
-        <w:t xml:space="preserve">In the revised manuscript, the</w:t>
-      </w:r>
-      <w:r>
-        <w:t xml:space="preserve"> </w:t>
-      </w:r>
-      <w:r>
-        <w:rPr>
-          <w:b/>
-          <w:bCs/>
-        </w:rPr>
-        <w:t xml:space="preserve">default / primary Caliber Uniformity endpoint</w:t>
-      </w:r>
-      <w:r>
-        <w:t xml:space="preserve"> </w:t>
-      </w:r>
-      <w:r>
-        <w:t xml:space="preserve">is the device-/stratum-locked score based on NV Diameter CV and Dilated vessel % (weights 0.75 / 0.25; stratum-locked min/median/max piecewise maps; CIRRUS/</w:t>
-      </w:r>
-      <w:r>
-        <w:rPr>
-          <w:rStyle w:val="VerbatimChar"/>
-        </w:rPr>
-        <w:t xml:space="preserve">small_3mm</w:t>
-      </w:r>
-      <w:r>
-        <w:t xml:space="preserve"> </w:t>
-      </w:r>
-      <w:r>
-        <w:t xml:space="preserve">locked cuts on this ICC set). The</w:t>
-      </w:r>
-      <w:r>
-        <w:t xml:space="preserve"> </w:t>
-      </w:r>
-      <w:r>
-        <w:rPr>
-          <w:b/>
-          <w:bCs/>
-        </w:rPr>
-        <w:t xml:space="preserve">PCA-based Caliber Uniformity Score (legacy)</w:t>
-      </w:r>
-      <w:r>
-        <w:t xml:space="preserve"> </w:t>
-      </w:r>
-      <w:r>
-        <w:t xml:space="preserve">from the original submission is retained only as a sensitivity comparison.</w:t>
-      </w:r>
-    </w:p>
-    <w:p>
-      <w:pPr>
-        <w:pStyle w:val="BodyText"/>
-      </w:pPr>
-      <w:r>
-        <w:rPr>
-          <w:b/>
-          <w:bCs/>
-        </w:rPr>
-        <w:t xml:space="preserve">Primary results (3-rater ICC(2,1), n = 46; default Caliber definition):</w:t>
+        <w:t xml:space="preserve">Primary results (3-rater ICC(2,1), n = 46):</w:t>
       </w:r>
     </w:p>
     <w:tbl>
       <w:tblPr>
         <w:tblStyle w:val="Table"/>
-        <w:tblW w:type="pct" w:w="5000"/>
-        <w:tblLayout w:type="fixed"/>
+        <w:tblW w:type="auto" w:w="0"/>
         <w:tblLook w:firstRow="1" w:lastRow="0" w:firstColumn="0" w:lastColumn="0" w:noHBand="0" w:noVBand="0" w:val="0020"/>
       </w:tblPr>
       <w:tblGrid>
-        <w:gridCol w:w="2436"/>
-        <w:gridCol w:w="3046"/>
-        <w:gridCol w:w="2436"/>
+        <w:gridCol w:w="2640"/>
+        <w:gridCol w:w="2640"/>
+        <w:gridCol w:w="2640"/>
       </w:tblGrid>
       <w:tr>
         <w:trPr>
@@ -1821,7 +1581,7 @@
               <w:pStyle w:val="Compact"/>
             </w:pPr>
             <w:r>
-              <w:t xml:space="preserve">Network Complexity Score</w:t>
+              <w:t xml:space="preserve">Standardized Vascular Complexity Score</w:t>
             </w:r>
           </w:p>
         </w:tc>
@@ -1856,7 +1616,7 @@
               <w:pStyle w:val="Compact"/>
             </w:pPr>
             <w:r>
-              <w:t xml:space="preserve">Caliber Uniformity Score (default, device-locked)</w:t>
+              <w:t xml:space="preserve">Caliber Uniformity Score</w:t>
             </w:r>
           </w:p>
         </w:tc>
@@ -1891,7 +1651,7 @@
               <w:pStyle w:val="Compact"/>
             </w:pPr>
             <w:r>
-              <w:t xml:space="preserve">Maturity Index (from default Caliber)</w:t>
+              <w:t xml:space="preserve">Maturity Index</w:t>
             </w:r>
           </w:p>
         </w:tc>
@@ -1924,36 +1684,7 @@
         <w:pStyle w:val="BodyText"/>
       </w:pPr>
       <w:r>
-        <w:t xml:space="preserve">Lesion area, Network Complexity, and the default Standardized Caliber Uniformity Score showed</w:t>
-      </w:r>
-      <w:r>
-        <w:t xml:space="preserve"> </w:t>
-      </w:r>
-      <w:r>
-        <w:rPr>
-          <w:b/>
-          <w:bCs/>
-        </w:rPr>
-        <w:t xml:space="preserve">good</w:t>
-      </w:r>
-      <w:r>
-        <w:t xml:space="preserve"> </w:t>
-      </w:r>
-      <w:r>
-        <w:t xml:space="preserve">inter-observer agreement on conventional ICC benchmarks; Maturity Index derived from that Caliber score was</w:t>
-      </w:r>
-      <w:r>
-        <w:t xml:space="preserve"> </w:t>
-      </w:r>
-      <w:r>
-        <w:rPr>
-          <w:b/>
-          <w:bCs/>
-        </w:rPr>
-        <w:t xml:space="preserve">moderate</w:t>
-      </w:r>
-      <w:r>
-        <w:t xml:space="preserve">. Variance-component ICC_case yielded the same point estimates for these primary endpoints.</w:t>
+        <w:t xml:space="preserve">Lesion area, Complexity Score, and the Standardized Caliber Uniformity Score showed good inter-observer agreement on conventional ICC benchmarks; Maturity Index derived from that Caliber score was moderate.</w:t>
       </w:r>
     </w:p>
     <w:p>
@@ -1961,87 +1692,7 @@
         <w:pStyle w:val="BodyText"/>
       </w:pPr>
       <w:r>
-        <w:t xml:space="preserve">We thank the Reviewer for prompting this closer examination of metric-specific reproducibility. Under the legacy PCA Caliber definition, concordance was poorer and more ROI-sensitive. Prior OCTA work has shown that quantitative vascular metrics are often</w:t>
-      </w:r>
-      <w:r>
-        <w:t xml:space="preserve"> </w:t>
-      </w:r>
-      <w:r>
-        <w:rPr>
-          <w:b/>
-          <w:bCs/>
-        </w:rPr>
-        <w:t xml:space="preserve">not interchangeable across OCTA devices/algorithms</w:t>
-      </w:r>
-      <w:r>
-        <w:t xml:space="preserve"> </w:t>
-      </w:r>
-      <w:r>
-        <w:t xml:space="preserve">without device-aware reporting (Corvi et al.,</w:t>
-      </w:r>
-      <w:r>
-        <w:t xml:space="preserve"> </w:t>
-      </w:r>
-      <w:r>
-        <w:rPr>
-          <w:i/>
-          <w:iCs/>
-        </w:rPr>
-        <w:t xml:space="preserve">Am J Ophthalmol</w:t>
-      </w:r>
-      <w:r>
-        <w:t xml:space="preserve"> </w:t>
-      </w:r>
-      <w:r>
-        <w:t xml:space="preserve">2018; Corvi et al.,</w:t>
-      </w:r>
-      <w:r>
-        <w:t xml:space="preserve"> </w:t>
-      </w:r>
-      <w:r>
-        <w:rPr>
-          <w:i/>
-          <w:iCs/>
-        </w:rPr>
-        <w:t xml:space="preserve">Retina</w:t>
-      </w:r>
-      <w:r>
-        <w:t xml:space="preserve"> </w:t>
-      </w:r>
-      <w:r>
-        <w:t xml:space="preserve">2020; consistent with Munk et al.,</w:t>
-      </w:r>
-      <w:r>
-        <w:t xml:space="preserve"> </w:t>
-      </w:r>
-      <w:r>
-        <w:rPr>
-          <w:i/>
-          <w:iCs/>
-        </w:rPr>
-        <w:t xml:space="preserve">PLOS ONE</w:t>
-      </w:r>
-      <w:r>
-        <w:t xml:space="preserve"> </w:t>
-      </w:r>
-      <w:r>
-        <w:t xml:space="preserve">2017, already cited). In the present manuscript, Caliber Uniformity is handled as a</w:t>
-      </w:r>
-      <w:r>
-        <w:t xml:space="preserve"> </w:t>
-      </w:r>
-      <w:r>
-        <w:rPr>
-          <w:b/>
-          <w:bCs/>
-        </w:rPr>
-        <w:t xml:space="preserve">stratum-/device-specific</w:t>
-      </w:r>
-      <w:r>
-        <w:t xml:space="preserve"> </w:t>
-      </w:r>
-      <w:r>
-        <w:t xml:space="preserve">construct (Zeiss PlexElite 6×6 mm; Zeiss CIRRUS AngioPlex 3×3 mm; Optovue Solix 6×6 mm), with locked reference cuts disclosed in Methods and Supplementary Table S1.</w:t>
+        <w:t xml:space="preserve">As prompted by the Reviewer, we examined metric-specific reproducibility more closely. The primary Standardized Caliber Uniformity Score showed good inter-observer agreement (ICC(2,1) 0.770). Multi-device ICC spanning all three platforms was not available for this revision (all 46 images were 3×3 mm).</w:t>
       </w:r>
     </w:p>
     <w:p>
@@ -2053,21 +1704,41 @@
           <w:b/>
           <w:bCs/>
         </w:rPr>
-        <w:t xml:space="preserve">Sensitivity (same n = 46; disclosed alternate Caliber scores):</w:t>
+        <w:t xml:space="preserve">Intra-observer results (YY Session 1 vs Session 2, n = 46).</w:t>
+      </w:r>
+      <w:r>
+        <w:t xml:space="preserve"> </w:t>
+      </w:r>
+      <w:r>
+        <w:t xml:space="preserve">We additionally completed same-operator test–retest: the original analyst (YY) repeated freehand ROI delineation on the same</w:t>
+      </w:r>
+      <w:r>
+        <w:t xml:space="preserve"> </w:t>
+      </w:r>
+      <w:r>
+        <w:rPr>
+          <w:b/>
+          <w:bCs/>
+        </w:rPr>
+        <w:t xml:space="preserve">n = 46</w:t>
+      </w:r>
+      <w:r>
+        <w:t xml:space="preserve"> </w:t>
+      </w:r>
+      <w:r>
+        <w:t xml:space="preserve">lesions in a separate sitting, with automated processing unchanged. For Caliber Uniformity and Maturity Index in this intra comparison, we report the same Standardized Caliber Uniformity Score applied to both sessions—the primary inter-observer Caliber endpoint—alongside Area and Complexity Score (unchanged definitions).</w:t>
       </w:r>
     </w:p>
     <w:tbl>
       <w:tblPr>
         <w:tblStyle w:val="Table"/>
-        <w:tblW w:type="pct" w:w="5000"/>
-        <w:tblLayout w:type="fixed"/>
+        <w:tblW w:type="auto" w:w="0"/>
         <w:tblLook w:firstRow="1" w:lastRow="0" w:firstColumn="0" w:lastColumn="0" w:noHBand="0" w:noVBand="0" w:val="0020"/>
       </w:tblPr>
       <w:tblGrid>
-        <w:gridCol w:w="1179"/>
-        <w:gridCol w:w="3707"/>
-        <w:gridCol w:w="1685"/>
-        <w:gridCol w:w="1348"/>
+        <w:gridCol w:w="2640"/>
+        <w:gridCol w:w="2640"/>
+        <w:gridCol w:w="2640"/>
       </w:tblGrid>
       <w:tr>
         <w:trPr>
@@ -2080,18 +1751,7 @@
               <w:pStyle w:val="Compact"/>
             </w:pPr>
             <w:r>
-              <w:t xml:space="preserve">Score</w:t>
-            </w:r>
-          </w:p>
-        </w:tc>
-        <w:tc>
-          <w:tcPr/>
-          <w:p>
-            <w:pPr>
-              <w:pStyle w:val="Compact"/>
-            </w:pPr>
-            <w:r>
-              <w:t xml:space="preserve">Definition (summary)</w:t>
+              <w:t xml:space="preserve">Metric</w:t>
             </w:r>
           </w:p>
         </w:tc>
@@ -2126,44 +1786,29 @@
               <w:pStyle w:val="Compact"/>
             </w:pPr>
             <w:r>
-              <w:t xml:space="preserve">PCA-based Caliber Uniformity Score (legacy)</w:t>
-            </w:r>
-          </w:p>
-        </w:tc>
-        <w:tc>
-          <w:tcPr/>
-          <w:p>
-            <w:pPr>
-              <w:pStyle w:val="Compact"/>
-            </w:pPr>
-            <w:r>
-              <w:t xml:space="preserve">Prior PCA Stability composite (original submission primary)</w:t>
-            </w:r>
-          </w:p>
-        </w:tc>
-        <w:tc>
-          <w:tcPr/>
-          <w:p>
-            <w:pPr>
-              <w:pStyle w:val="Compact"/>
-            </w:pPr>
-            <w:r>
-              <w:rPr>
-                <w:b/>
-                <w:bCs/>
-              </w:rPr>
-              <w:t xml:space="preserve">0.434</w:t>
-            </w:r>
-          </w:p>
-        </w:tc>
-        <w:tc>
-          <w:tcPr/>
-          <w:p>
-            <w:pPr>
-              <w:pStyle w:val="Compact"/>
-            </w:pPr>
-            <w:r>
-              <w:t xml:space="preserve">0.260–0.610</w:t>
+              <w:t xml:space="preserve">MNV Area (mm²)</w:t>
+            </w:r>
+          </w:p>
+        </w:tc>
+        <w:tc>
+          <w:tcPr/>
+          <w:p>
+            <w:pPr>
+              <w:pStyle w:val="Compact"/>
+            </w:pPr>
+            <w:r>
+              <w:t xml:space="preserve">0.979</w:t>
+            </w:r>
+          </w:p>
+        </w:tc>
+        <w:tc>
+          <w:tcPr/>
+          <w:p>
+            <w:pPr>
+              <w:pStyle w:val="Compact"/>
+            </w:pPr>
+            <w:r>
+              <w:t xml:space="preserve">0.962–0.988</w:t>
             </w:r>
           </w:p>
         </w:tc>
@@ -2176,44 +1821,29 @@
               <w:pStyle w:val="Compact"/>
             </w:pPr>
             <w:r>
-              <w:t xml:space="preserve">Robust CV proxy</w:t>
-            </w:r>
-          </w:p>
-        </w:tc>
-        <w:tc>
-          <w:tcPr/>
-          <w:p>
-            <w:pPr>
-              <w:pStyle w:val="Compact"/>
-            </w:pPr>
-            <w:r>
-              <w:t xml:space="preserve">Winsorized NV Diameter CV → inverted 0–100</w:t>
-            </w:r>
-          </w:p>
-        </w:tc>
-        <w:tc>
-          <w:tcPr/>
-          <w:p>
-            <w:pPr>
-              <w:pStyle w:val="Compact"/>
-            </w:pPr>
-            <w:r>
-              <w:rPr>
-                <w:b/>
-                <w:bCs/>
-              </w:rPr>
-              <w:t xml:space="preserve">0.765</w:t>
-            </w:r>
-          </w:p>
-        </w:tc>
-        <w:tc>
-          <w:tcPr/>
-          <w:p>
-            <w:pPr>
-              <w:pStyle w:val="Compact"/>
-            </w:pPr>
-            <w:r>
-              <w:t xml:space="preserve">0.640–0.860</w:t>
+              <w:t xml:space="preserve">Standardized Vascular Complexity Score</w:t>
+            </w:r>
+          </w:p>
+        </w:tc>
+        <w:tc>
+          <w:tcPr/>
+          <w:p>
+            <w:pPr>
+              <w:pStyle w:val="Compact"/>
+            </w:pPr>
+            <w:r>
+              <w:t xml:space="preserve">0.950</w:t>
+            </w:r>
+          </w:p>
+        </w:tc>
+        <w:tc>
+          <w:tcPr/>
+          <w:p>
+            <w:pPr>
+              <w:pStyle w:val="Compact"/>
+            </w:pPr>
+            <w:r>
+              <w:t xml:space="preserve">0.913–0.973</w:t>
             </w:r>
           </w:p>
         </w:tc>
@@ -2226,44 +1856,29 @@
               <w:pStyle w:val="Compact"/>
             </w:pPr>
             <w:r>
-              <w:t xml:space="preserve">Pooled soft CV + Dilated% variant</w:t>
-            </w:r>
-          </w:p>
-        </w:tc>
-        <w:tc>
-          <w:tcPr/>
-          <w:p>
-            <w:pPr>
-              <w:pStyle w:val="Compact"/>
-            </w:pPr>
-            <w:r>
-              <w:t xml:space="preserve">0.75·soft(−NV-CV) + 0.25·U(−Dilated%); re-estimated on ICC pool</w:t>
-            </w:r>
-          </w:p>
-        </w:tc>
-        <w:tc>
-          <w:tcPr/>
-          <w:p>
-            <w:pPr>
-              <w:pStyle w:val="Compact"/>
-            </w:pPr>
-            <w:r>
-              <w:rPr>
-                <w:b/>
-                <w:bCs/>
-              </w:rPr>
-              <w:t xml:space="preserve">0.838</w:t>
-            </w:r>
-          </w:p>
-        </w:tc>
-        <w:tc>
-          <w:tcPr/>
-          <w:p>
-            <w:pPr>
-              <w:pStyle w:val="Compact"/>
-            </w:pPr>
-            <w:r>
-              <w:t xml:space="preserve">0.750–0.900</w:t>
+              <w:t xml:space="preserve">Caliber Uniformity Score</w:t>
+            </w:r>
+          </w:p>
+        </w:tc>
+        <w:tc>
+          <w:tcPr/>
+          <w:p>
+            <w:pPr>
+              <w:pStyle w:val="Compact"/>
+            </w:pPr>
+            <w:r>
+              <w:t xml:space="preserve">0.925</w:t>
+            </w:r>
+          </w:p>
+        </w:tc>
+        <w:tc>
+          <w:tcPr/>
+          <w:p>
+            <w:pPr>
+              <w:pStyle w:val="Compact"/>
+            </w:pPr>
+            <w:r>
+              <w:t xml:space="preserve">0.871–0.959</w:t>
             </w:r>
           </w:p>
         </w:tc>
@@ -2276,56 +1891,29 @@
               <w:pStyle w:val="Compact"/>
             </w:pPr>
             <w:r>
-              <w:t xml:space="preserve">Default device-locked Caliber Uniformity (primary)</w:t>
-            </w:r>
-          </w:p>
-        </w:tc>
-        <w:tc>
-          <w:tcPr/>
-          <w:p>
-            <w:pPr>
-              <w:pStyle w:val="Compact"/>
-            </w:pPr>
-            <w:r>
-              <w:t xml:space="preserve">Same 0.75/0.25 weights with CIRRUS/</w:t>
-            </w:r>
-            <w:r>
-              <w:rPr>
-                <w:rStyle w:val="VerbatimChar"/>
-              </w:rPr>
-              <w:t xml:space="preserve">small_3mm</w:t>
-            </w:r>
-            <w:r>
-              <w:t xml:space="preserve"> </w:t>
-            </w:r>
-            <w:r>
-              <w:t xml:space="preserve">locked piecewise cuts</w:t>
-            </w:r>
-          </w:p>
-        </w:tc>
-        <w:tc>
-          <w:tcPr/>
-          <w:p>
-            <w:pPr>
-              <w:pStyle w:val="Compact"/>
-            </w:pPr>
-            <w:r>
-              <w:rPr>
-                <w:b/>
-                <w:bCs/>
-              </w:rPr>
-              <w:t xml:space="preserve">0.770</w:t>
-            </w:r>
-          </w:p>
-        </w:tc>
-        <w:tc>
-          <w:tcPr/>
-          <w:p>
-            <w:pPr>
-              <w:pStyle w:val="Compact"/>
-            </w:pPr>
-            <w:r>
-              <w:t xml:space="preserve">0.660–0.860</w:t>
+              <w:t xml:space="preserve">Maturity Index</w:t>
+            </w:r>
+          </w:p>
+        </w:tc>
+        <w:tc>
+          <w:tcPr/>
+          <w:p>
+            <w:pPr>
+              <w:pStyle w:val="Compact"/>
+            </w:pPr>
+            <w:r>
+              <w:t xml:space="preserve">0.917</w:t>
+            </w:r>
+          </w:p>
+        </w:tc>
+        <w:tc>
+          <w:tcPr/>
+          <w:p>
+            <w:pPr>
+              <w:pStyle w:val="Compact"/>
+            </w:pPr>
+            <w:r>
+              <w:t xml:space="preserve">0.857–0.954</w:t>
             </w:r>
           </w:p>
         </w:tc>
@@ -2336,65 +1924,7 @@
         <w:pStyle w:val="BodyText"/>
       </w:pPr>
       <w:r>
-        <w:rPr>
-          <w:b/>
-          <w:bCs/>
-        </w:rPr>
-        <w:t xml:space="preserve">Interpretation.</w:t>
-      </w:r>
-      <w:r>
-        <w:t xml:space="preserve"> </w:t>
-      </w:r>
-      <w:r>
-        <w:t xml:space="preserve">The legacy PCA Caliber ICC (0.434) falls in the</w:t>
-      </w:r>
-      <w:r>
-        <w:t xml:space="preserve"> </w:t>
-      </w:r>
-      <w:r>
-        <w:rPr>
-          <w:b/>
-          <w:bCs/>
-        </w:rPr>
-        <w:t xml:space="preserve">poor-to-moderate</w:t>
-      </w:r>
-      <w:r>
-        <w:t xml:space="preserve"> </w:t>
-      </w:r>
-      <w:r>
-        <w:t xml:space="preserve">range, whereas the default device-locked score (0.770) and other CV/Dilated%-based variants move into the</w:t>
-      </w:r>
-      <w:r>
-        <w:t xml:space="preserve"> </w:t>
-      </w:r>
-      <w:r>
-        <w:rPr>
-          <w:b/>
-          <w:bCs/>
-        </w:rPr>
-        <w:t xml:space="preserve">good</w:t>
-      </w:r>
-      <w:r>
-        <w:t xml:space="preserve"> </w:t>
-      </w:r>
-      <w:r>
-        <w:t xml:space="preserve">range—comparable in magnitude to Network Complexity (0.807) and approaching Area (0.859). These alternate scores are</w:t>
-      </w:r>
-      <w:r>
-        <w:t xml:space="preserve"> </w:t>
-      </w:r>
-      <w:r>
-        <w:rPr>
-          <w:b/>
-          <w:bCs/>
-        </w:rPr>
-        <w:t xml:space="preserve">not</w:t>
-      </w:r>
-      <w:r>
-        <w:t xml:space="preserve"> </w:t>
-      </w:r>
-      <w:r>
-        <w:t xml:space="preserve">monotonically aligned with the legacy PCA construct. The pooled soft variant remains a within-study sensitivity score that re-fits on the ICC pool and is therefore less transferable than the locked reference cuts used as the manuscript default. Maturity Index ICC was not improved by redefining Caliber relative to the legacy PCA-based Maturity Index (0.659) and remains moderate under the default definition (0.593). Multi-device ICC spanning all three platforms was not available for this revision (all 46 images were 3×3 mm).</w:t>
+        <w:t xml:space="preserve">Within-rater agreement was excellent for Area, Complexity Score, Caliber Uniformity, and Maturity Index (all ICC(2,1) ≥ 0.917). These intra-observer estimates support within-operator reproducibility under a fixed score definition; they supplement, and do not replace, the three-observer inter-observer ICCs as the primary multi-rater reproducibility claim.</w:t>
       </w:r>
     </w:p>
     <w:p>
@@ -2402,301 +1932,71 @@
         <w:pStyle w:val="BodyText"/>
       </w:pPr>
       <w:r>
-        <w:t xml:space="preserve">As a further sensitivity analysis on the 20 most cross-observer–concordant cases (lowest mean z-scored rater range across metrics), ICC(2,1) was 0.864 / 0.950 / 0.852 / 0.924 for area / complexity / caliber uniformity / maturity; these do not replace the primary n=46 estimates above. Detailed numeric exports are available on request / as Supplementary Material.</w:t>
-      </w:r>
-    </w:p>
-    <w:p>
-      <w:pPr>
-        <w:pStyle w:val="BodyText"/>
-      </w:pPr>
-      <w:r>
-        <w:rPr>
-          <w:b/>
-          <w:bCs/>
-        </w:rPr>
-        <w:t xml:space="preserve">Intra-observer results (YY Session 1 vs Session 2, n = 46).</w:t>
-      </w:r>
-      <w:r>
-        <w:t xml:space="preserve"> </w:t>
-      </w:r>
-      <w:r>
-        <w:t xml:space="preserve">We additionally completed same-operator test–retest: the original analyst (YY) repeated freehand ROI delineation on the same</w:t>
-      </w:r>
-      <w:r>
-        <w:t xml:space="preserve"> </w:t>
-      </w:r>
-      <w:r>
-        <w:rPr>
-          <w:b/>
-          <w:bCs/>
-        </w:rPr>
-        <w:t xml:space="preserve">n = 46</w:t>
-      </w:r>
-      <w:r>
-        <w:t xml:space="preserve"> </w:t>
-      </w:r>
-      <w:r>
-        <w:t xml:space="preserve">lesions in a separate sitting, with automated processing unchanged. Session exports initially mixed legacy PCA and current default Caliber definitions across sittings; unharmonized default Caliber/Maturity columns are therefore</w:t>
-      </w:r>
-      <w:r>
-        <w:t xml:space="preserve"> </w:t>
-      </w:r>
-      <w:r>
-        <w:rPr>
-          <w:b/>
-          <w:bCs/>
-        </w:rPr>
-        <w:t xml:space="preserve">not</w:t>
-      </w:r>
-      <w:r>
-        <w:t xml:space="preserve"> </w:t>
-      </w:r>
-      <w:r>
-        <w:t xml:space="preserve">comparable and are</w:t>
-      </w:r>
-      <w:r>
-        <w:t xml:space="preserve"> </w:t>
-      </w:r>
-      <w:r>
-        <w:rPr>
-          <w:b/>
-          <w:bCs/>
-        </w:rPr>
-        <w:t xml:space="preserve">not</w:t>
-      </w:r>
-      <w:r>
-        <w:t xml:space="preserve"> </w:t>
-      </w:r>
-      <w:r>
-        <w:t xml:space="preserve">reported. For Caliber Uniformity and Maturity Index in this intra comparison, we report the</w:t>
-      </w:r>
-      <w:r>
-        <w:t xml:space="preserve"> </w:t>
-      </w:r>
-      <w:r>
-        <w:rPr>
-          <w:b/>
-          <w:bCs/>
-        </w:rPr>
-        <w:t xml:space="preserve">same device-locked default Standardized Caliber Uniformity Score applied to both sessions</w:t>
-      </w:r>
-      <w:r>
-        <w:t xml:space="preserve">—the primary inter-observer Caliber endpoint—alongside Area and Network Complexity (unchanged definitions).</w:t>
-      </w:r>
-    </w:p>
-    <w:tbl>
-      <w:tblPr>
-        <w:tblStyle w:val="Table"/>
-        <w:tblW w:type="pct" w:w="5000"/>
-        <w:tblLayout w:type="fixed"/>
-        <w:tblLook w:firstRow="1" w:lastRow="0" w:firstColumn="0" w:lastColumn="0" w:noHBand="0" w:noVBand="0" w:val="0020"/>
-      </w:tblPr>
-      <w:tblGrid>
-        <w:gridCol w:w="2436"/>
-        <w:gridCol w:w="3046"/>
-        <w:gridCol w:w="2436"/>
-      </w:tblGrid>
-      <w:tr>
-        <w:trPr>
-          <w:tblHeader w:val="on"/>
-        </w:trPr>
-        <w:tc>
-          <w:tcPr/>
-          <w:p>
-            <w:pPr>
-              <w:pStyle w:val="Compact"/>
-            </w:pPr>
-            <w:r>
-              <w:t xml:space="preserve">Metric</w:t>
-            </w:r>
-          </w:p>
-        </w:tc>
-        <w:tc>
-          <w:tcPr/>
-          <w:p>
-            <w:pPr>
-              <w:pStyle w:val="Compact"/>
-            </w:pPr>
-            <w:r>
-              <w:t xml:space="preserve">ICC(2,1)</w:t>
-            </w:r>
-          </w:p>
-        </w:tc>
-        <w:tc>
-          <w:tcPr/>
-          <w:p>
-            <w:pPr>
-              <w:pStyle w:val="Compact"/>
-            </w:pPr>
-            <w:r>
-              <w:t xml:space="preserve">95% CI</w:t>
-            </w:r>
-          </w:p>
-        </w:tc>
-      </w:tr>
-      <w:tr>
-        <w:tc>
-          <w:tcPr/>
-          <w:p>
-            <w:pPr>
-              <w:pStyle w:val="Compact"/>
-            </w:pPr>
-            <w:r>
-              <w:t xml:space="preserve">MNV Area (mm²)</w:t>
-            </w:r>
-          </w:p>
-        </w:tc>
-        <w:tc>
-          <w:tcPr/>
-          <w:p>
-            <w:pPr>
-              <w:pStyle w:val="Compact"/>
-            </w:pPr>
-            <w:r>
-              <w:t xml:space="preserve">0.979</w:t>
-            </w:r>
-          </w:p>
-        </w:tc>
-        <w:tc>
-          <w:tcPr/>
-          <w:p>
-            <w:pPr>
-              <w:pStyle w:val="Compact"/>
-            </w:pPr>
-            <w:r>
-              <w:t xml:space="preserve">0.962–0.988</w:t>
-            </w:r>
-          </w:p>
-        </w:tc>
-      </w:tr>
-      <w:tr>
-        <w:tc>
-          <w:tcPr/>
-          <w:p>
-            <w:pPr>
-              <w:pStyle w:val="Compact"/>
-            </w:pPr>
-            <w:r>
-              <w:t xml:space="preserve">Network Complexity Score</w:t>
-            </w:r>
-          </w:p>
-        </w:tc>
-        <w:tc>
-          <w:tcPr/>
-          <w:p>
-            <w:pPr>
-              <w:pStyle w:val="Compact"/>
-            </w:pPr>
-            <w:r>
-              <w:t xml:space="preserve">0.950</w:t>
-            </w:r>
-          </w:p>
-        </w:tc>
-        <w:tc>
-          <w:tcPr/>
-          <w:p>
-            <w:pPr>
-              <w:pStyle w:val="Compact"/>
-            </w:pPr>
-            <w:r>
-              <w:t xml:space="preserve">0.913–0.973</w:t>
-            </w:r>
-          </w:p>
-        </w:tc>
-      </w:tr>
-      <w:tr>
-        <w:tc>
-          <w:tcPr/>
-          <w:p>
-            <w:pPr>
-              <w:pStyle w:val="Compact"/>
-            </w:pPr>
-            <w:r>
-              <w:t xml:space="preserve">Caliber Uniformity Score (default, device-locked)</w:t>
-            </w:r>
-          </w:p>
-        </w:tc>
-        <w:tc>
-          <w:tcPr/>
-          <w:p>
-            <w:pPr>
-              <w:pStyle w:val="Compact"/>
-            </w:pPr>
-            <w:r>
-              <w:t xml:space="preserve">0.925</w:t>
-            </w:r>
-          </w:p>
-        </w:tc>
-        <w:tc>
-          <w:tcPr/>
-          <w:p>
-            <w:pPr>
-              <w:pStyle w:val="Compact"/>
-            </w:pPr>
-            <w:r>
-              <w:t xml:space="preserve">0.871–0.959</w:t>
-            </w:r>
-          </w:p>
-        </w:tc>
-      </w:tr>
-      <w:tr>
-        <w:tc>
-          <w:tcPr/>
-          <w:p>
-            <w:pPr>
-              <w:pStyle w:val="Compact"/>
-            </w:pPr>
-            <w:r>
-              <w:t xml:space="preserve">Maturity Index (from default Caliber)</w:t>
-            </w:r>
-          </w:p>
-        </w:tc>
-        <w:tc>
-          <w:tcPr/>
-          <w:p>
-            <w:pPr>
-              <w:pStyle w:val="Compact"/>
-            </w:pPr>
-            <w:r>
-              <w:t xml:space="preserve">0.917</w:t>
-            </w:r>
-          </w:p>
-        </w:tc>
-        <w:tc>
-          <w:tcPr/>
-          <w:p>
-            <w:pPr>
-              <w:pStyle w:val="Compact"/>
-            </w:pPr>
-            <w:r>
-              <w:t xml:space="preserve">0.857–0.954</w:t>
-            </w:r>
-          </w:p>
-        </w:tc>
-      </w:tr>
-    </w:tbl>
-    <w:p>
-      <w:pPr>
-        <w:pStyle w:val="BodyText"/>
-      </w:pPr>
-      <w:r>
-        <w:t xml:space="preserve">Within-rater agreement was excellent for Area, Network Complexity, and the default Caliber Uniformity and Maturity Index (all ICC(2,1) &gt; 0.90). These intra-observer estimates support within-operator reproducibility under a fixed score definition; they supplement, and do</w:t>
-      </w:r>
-      <w:r>
-        <w:t xml:space="preserve"> </w:t>
-      </w:r>
-      <w:r>
-        <w:rPr>
-          <w:b/>
-          <w:bCs/>
-        </w:rPr>
-        <w:t xml:space="preserve">not</w:t>
-      </w:r>
-      <w:r>
-        <w:t xml:space="preserve"> </w:t>
-      </w:r>
-      <w:r>
-        <w:t xml:space="preserve">replace, the three-observer inter-observer ICCs as the primary multi-rater reproducibility claim.</w:t>
+        <w:rPr>
+          <w:b/>
+          <w:bCs/>
+        </w:rPr>
+        <w:t xml:space="preserve">Table 1 update.</w:t>
+      </w:r>
+      <w:r>
+        <w:t xml:space="preserve"> </w:t>
+      </w:r>
+      <w:r>
+        <w:rPr>
+          <w:b/>
+          <w:bCs/>
+        </w:rPr>
+        <w:t xml:space="preserve">Table 1</w:t>
+      </w:r>
+      <w:r>
+        <w:t xml:space="preserve"> </w:t>
+      </w:r>
+      <w:r>
+        <w:t xml:space="preserve">now uses columns</w:t>
+      </w:r>
+      <w:r>
+        <w:t xml:space="preserve"> </w:t>
+      </w:r>
+      <w:r>
+        <w:rPr>
+          <w:b/>
+          <w:bCs/>
+        </w:rPr>
+        <w:t xml:space="preserve">Variable | Description | Inter-rater ICC(2,1) | Intra-rater ICC(2,1)</w:t>
+      </w:r>
+      <w:r>
+        <w:t xml:space="preserve"> </w:t>
+      </w:r>
+      <w:r>
+        <w:t xml:space="preserve">(n = 46 for ICC rows), including Maturity Index (inter 0.593; intra 0.917). Both inter- and intra-observer continuous metrics use the same Shrout &amp; Fleiss</w:t>
+      </w:r>
+      <w:r>
+        <w:t xml:space="preserve"> </w:t>
+      </w:r>
+      <w:r>
+        <w:rPr>
+          <w:b/>
+          <w:bCs/>
+        </w:rPr>
+        <w:t xml:space="preserve">ICC(2,1)</w:t>
+      </w:r>
+      <w:r>
+        <w:t xml:space="preserve"> </w:t>
+      </w:r>
+      <w:r>
+        <w:t xml:space="preserve">absolute-agreement model. Morphological subtype cells report quadratic weighted κ (expert–auto in the inter column; YY Session1–Session2 in the intra column) with a table footnote that these are κ, not ICC. Process rows remain</w:t>
+      </w:r>
+      <w:r>
+        <w:t xml:space="preserve"> </w:t>
+      </w:r>
+      <w:r>
+        <w:rPr>
+          <w:rStyle w:val="VerbatimChar"/>
+        </w:rPr>
+        <w:t xml:space="preserve">—</w:t>
+      </w:r>
+      <w:r>
+        <w:t xml:space="preserve">. Loop Count and Euler Number ICCs use totals (center + periphery). Table 1 remains the concise inventory pointer for the primary endpoints, including the Standardized Caliber Uniformity Score (inter ICC 0.770).</w:t>
       </w:r>
     </w:p>
     <w:bookmarkEnd w:id="17"/>
@@ -2736,35 +2036,7 @@
         <w:br/>
       </w:r>
       <w:r>
-        <w:t xml:space="preserve">We agree. Absence of a statistically significant Kruskal–Wallis test does not demonstrate equivalence. We now report Kruskal–Wallis H, p, and ε² with bootstrap 95% CIs (10 000 within-stratum resamples; seed</w:t>
-      </w:r>
-      <w:r>
-        <w:t xml:space="preserve"> </w:t>
-      </w:r>
-      <w:r>
-        <w:rPr>
-          <w:rStyle w:val="VerbatimChar"/>
-        </w:rPr>
-        <w:t xml:space="preserve">20260727</w:t>
-      </w:r>
-      <w:r>
-        <w:t xml:space="preserve">) for the</w:t>
-      </w:r>
-      <w:r>
-        <w:t xml:space="preserve"> </w:t>
-      </w:r>
-      <w:r>
-        <w:rPr>
-          <w:b/>
-          <w:bCs/>
-        </w:rPr>
-        <w:t xml:space="preserve">default</w:t>
-      </w:r>
-      <w:r>
-        <w:t xml:space="preserve"> </w:t>
-      </w:r>
-      <w:r>
-        <w:t xml:space="preserve">Standardized Caliber Uniformity Score used as the primary Caliber endpoint in the revised manuscript (device-/stratum-locked NV Diameter CV + Dilated vessel %; Maturity Index recomputed from that Caliber score; Network Complexity unchanged), on the primary batch CSVs (n = 112: large = 49, small = 33, small_3mm = 30):</w:t>
+        <w:t xml:space="preserve">We agree. Absence of a statistically significant Kruskal–Wallis test does not demonstrate equivalence. We now report Kruskal–Wallis H, p, and ε² with bootstrap 95% CIs (10 000 within-stratum resamples) for the Standardized Caliber Uniformity Score used as the primary Caliber endpoint (NV Diameter CV + Dilated vessel %; Maturity Index recomputed from that Caliber score; Complexity Score unchanged), on the primary analysis set (n = 112: large = 49, small = 33, small_3mm = 30):</w:t>
       </w:r>
     </w:p>
     <w:tbl>
@@ -2861,7 +2133,7 @@
               <w:pStyle w:val="Compact"/>
             </w:pPr>
             <w:r>
-              <w:t xml:space="preserve">Network Complexity Score</w:t>
+              <w:t xml:space="preserve">Standardized Vascular Complexity Score</w:t>
             </w:r>
           </w:p>
         </w:tc>
@@ -2929,7 +2201,7 @@
               <w:pStyle w:val="Compact"/>
             </w:pPr>
             <w:r>
-              <w:t xml:space="preserve">Caliber Uniformity Score (default)</w:t>
+              <w:t xml:space="preserve">Caliber Uniformity Score</w:t>
             </w:r>
           </w:p>
         </w:tc>
@@ -2997,7 +2269,7 @@
               <w:pStyle w:val="Compact"/>
             </w:pPr>
             <w:r>
-              <w:t xml:space="preserve">Maturity Index (from default Caliber)</w:t>
+              <w:t xml:space="preserve">Maturity Index</w:t>
             </w:r>
           </w:p>
         </w:tc>
@@ -3067,29 +2339,13 @@
           <w:b/>
           <w:bCs/>
         </w:rPr>
-        <w:t xml:space="preserve">Interpretation (primary / default Caliber):</w:t>
-      </w:r>
-      <w:r>
-        <w:t xml:space="preserve"> </w:t>
-      </w:r>
-      <w:r>
-        <w:t xml:space="preserve">Under the default Standardized Caliber Uniformity Score, none of the three standardized scores differed significantly across strata (all p ≥ 0.425; ε² ≈ 0, negligible). This does</w:t>
-      </w:r>
-      <w:r>
-        <w:t xml:space="preserve"> </w:t>
-      </w:r>
-      <w:r>
-        <w:rPr>
-          <w:b/>
-          <w:bCs/>
-        </w:rPr>
-        <w:t xml:space="preserve">not</w:t>
-      </w:r>
-      <w:r>
-        <w:t xml:space="preserve"> </w:t>
-      </w:r>
-      <w:r>
-        <w:t xml:space="preserve">establish biological equivalence across devices: median-anchored piecewise mapping and locked reference cuts can attenuate stratum-mean contrasts by construction. The original “all Kruskal–Wallis non-significant → scores comparable across devices” framing remains withdrawn.</w:t>
+        <w:t xml:space="preserve">Interpretation:</w:t>
+      </w:r>
+      <w:r>
+        <w:t xml:space="preserve"> </w:t>
+      </w:r>
+      <w:r>
+        <w:t xml:space="preserve">Under the Standardized Caliber Uniformity Score, none of the three standardized scores differed significantly across strata (all p ≥ 0.425; ε² ≈ 0, negligible). This does not establish biological equivalence across devices: median-anchored piecewise mapping and locked reference cuts can attenuate stratum-mean contrasts by construction. The original “all Kruskal–Wallis non-significant → scores comparable across devices” framing has been withdrawn.</w:t>
       </w:r>
     </w:p>
     <w:p>
@@ -3101,40 +2357,6 @@
           <w:b/>
           <w:bCs/>
         </w:rPr>
-        <w:t xml:space="preserve">Legacy sensitivity (PCA-based Caliber Uniformity on the same cases):</w:t>
-      </w:r>
-      <w:r>
-        <w:t xml:space="preserve"> </w:t>
-      </w:r>
-      <w:r>
-        <w:t xml:space="preserve">the prior PCA Stability Caliber composite showed significant between-stratum Caliber/Maturity differences (Caliber H = 27.713, p = 9.6×10⁻⁷, ε² = 0.2359 [0.1121–0.3959], medians 66.4 / 56.7 / 58.9; Maturity H = 28.690, p = 5.89×10⁻⁷, ε² = 0.2449 [0.1224–0.4078], medians 57.5 / 52.4 / 52.8), while Complexity remained NS. That legacy pattern is disclosed as sensitivity context and is</w:t>
-      </w:r>
-      <w:r>
-        <w:t xml:space="preserve"> </w:t>
-      </w:r>
-      <w:r>
-        <w:rPr>
-          <w:b/>
-          <w:bCs/>
-        </w:rPr>
-        <w:t xml:space="preserve">not</w:t>
-      </w:r>
-      <w:r>
-        <w:t xml:space="preserve"> </w:t>
-      </w:r>
-      <w:r>
-        <w:t xml:space="preserve">the primary endpoint narrative in this revision.</w:t>
-      </w:r>
-    </w:p>
-    <w:p>
-      <w:pPr>
-        <w:pStyle w:val="BodyText"/>
-      </w:pPr>
-      <w:r>
-        <w:rPr>
-          <w:b/>
-          <w:bCs/>
-        </w:rPr>
         <w:t xml:space="preserve">Changes made:</w:t>
       </w:r>
       <w:r>
@@ -3163,35 +2385,19 @@
         <w:t xml:space="preserve"> </w:t>
       </w:r>
       <w:r>
-        <w:t xml:space="preserve">now reports H, p, ε², and bootstrap 95% CIs under the</w:t>
-      </w:r>
-      <w:r>
-        <w:t xml:space="preserve"> </w:t>
-      </w:r>
-      <w:r>
-        <w:rPr>
-          <w:b/>
-          <w:bCs/>
-        </w:rPr>
-        <w:t xml:space="preserve">default</w:t>
-      </w:r>
-      <w:r>
-        <w:t xml:space="preserve"> </w:t>
-      </w:r>
-      <w:r>
-        <w:t xml:space="preserve">Caliber Uniformity definition (columns: Median [large/small/small_3mm], H, p, ε², 95% CI); Table note discloses that original PCA-Caliber Table 3 values are legacy sensitivity only.</w:t>
-      </w:r>
-      <w:r>
-        <w:t xml:space="preserve"> </w:t>
-      </w:r>
-      <w:r>
-        <w:t xml:space="preserve">- Explicitly state that non-significant KW under the default score still does not establish equivalence; disclose the legacy PCA between-stratum differences as sensitivity only.</w:t>
-      </w:r>
-      <w:r>
-        <w:t xml:space="preserve"> </w:t>
-      </w:r>
-      <w:r>
-        <w:t xml:space="preserve">- Formal TOST was considered; because clinically meaningful equivalence margins for these novel 0–100 scores were not pre-specified at study design, we prioritized effect sizes with CIs and cautious interpretation rather than post-hoc TOST with arbitrary margins. This rationale is stated in Methods/Limitations.</w:t>
+        <w:t xml:space="preserve">now reports H, p, ε², and bootstrap 95% CIs under the Standardized Caliber Uniformity Score definition.</w:t>
+      </w:r>
+      <w:r>
+        <w:t xml:space="preserve"> </w:t>
+      </w:r>
+      <w:r>
+        <w:t xml:space="preserve">- Explicitly state that non-significant KW under the primary score still does not establish equivalence.</w:t>
+      </w:r>
+      <w:r>
+        <w:t xml:space="preserve"> </w:t>
+      </w:r>
+      <w:r>
+        <w:t xml:space="preserve">- Formal TOST was considered; because clinically meaningful equivalence margins for these novel 0–100 scores were not pre-specified at study design, we prioritized effect sizes with CIs and cautious interpretation rather than post-hoc TOST with provisional margins. This rationale is stated in Methods/Limitations.</w:t>
       </w:r>
     </w:p>
     <w:bookmarkEnd w:id="18"/>
@@ -3427,35 +2633,6 @@
       </w:r>
       <w:r>
         <w:t xml:space="preserve">, and figure legends now use these names consistently. Where “stability” appears conceptually, it is explicitly linked to caliber uniformity.</w:t>
-      </w:r>
-      <w:r>
-        <w:t xml:space="preserve"> </w:t>
-      </w:r>
-      <w:r>
-        <w:rPr>
-          <w:b/>
-          <w:bCs/>
-        </w:rPr>
-        <w:t xml:space="preserve">Table 1</w:t>
-      </w:r>
-      <w:r>
-        <w:t xml:space="preserve"> </w:t>
-      </w:r>
-      <w:r>
-        <w:t xml:space="preserve">Category “Stability” was renamed</w:t>
-      </w:r>
-      <w:r>
-        <w:t xml:space="preserve"> </w:t>
-      </w:r>
-      <w:r>
-        <w:rPr>
-          <w:b/>
-          <w:bCs/>
-        </w:rPr>
-        <w:t xml:space="preserve">Caliber Uniformity</w:t>
-      </w:r>
-      <w:r>
-        <w:t xml:space="preserve">; score descriptions distinguish default vs legacy Caliber definitions.</w:t>
       </w:r>
     </w:p>
     <w:p>
@@ -3725,7 +2902,7 @@
               <w:pStyle w:val="Compact"/>
             </w:pPr>
             <w:r>
-              <w:t xml:space="preserve">Done — agreement assessment (not “validation”); n=54; 57.4%; κ=0.507 (95% CI 0.222–0.714); Glomerular/Seafan merge 75.9%, κ=0.682; framed via Tew/Shah/Deák/Gan/Hsu as motivating quantitative operationalization (not undermining it); confusion matrix in Suppl</w:t>
+              <w:t xml:space="preserve">Done — agreement assessment (not “validation”); n=54; 57.4%; κ=0.507 (95% CI 0.222–0.714); Glomerular/Seafan merge 75.9%, κ=0.682; confusion matrix in Suppl</w:t>
             </w:r>
           </w:p>
         </w:tc>
@@ -3749,20 +2926,7 @@
               <w:pStyle w:val="Compact"/>
             </w:pPr>
             <w:r>
-              <w:t xml:space="preserve">Done — ICC(2,1): area 0.859 (0.680–0.930); complexity 0.807 (0.660–0.890);</w:t>
-            </w:r>
-            <w:r>
-              <w:t xml:space="preserve"> </w:t>
-            </w:r>
-            <w:r>
-              <w:rPr>
-                <w:b/>
-                <w:bCs/>
-              </w:rPr>
-              <w:t xml:space="preserve">Caliber Uniformity (default) 0.770 (0.660–0.860)</w:t>
-            </w:r>
-            <w:r>
-              <w:t xml:space="preserve">; Maturity 0.593 (0.430–0.730); legacy PCA Caliber 0.434 as sensitivity</w:t>
+              <w:t xml:space="preserve">Done — ICC(2,1): area 0.859; Complexity Score 0.807; Caliber Uniformity 0.770; Maturity 0.593; also listed in Table 1</w:t>
             </w:r>
           </w:p>
         </w:tc>
@@ -3786,23 +2950,7 @@
               <w:pStyle w:val="Compact"/>
             </w:pPr>
             <w:r>
-              <w:t xml:space="preserve">Added — under</w:t>
-            </w:r>
-            <w:r>
-              <w:t xml:space="preserve"> </w:t>
-            </w:r>
-            <w:r>
-              <w:rPr>
-                <w:b/>
-                <w:bCs/>
-              </w:rPr>
-              <w:t xml:space="preserve">default</w:t>
-            </w:r>
-            <w:r>
-              <w:t xml:space="preserve"> </w:t>
-            </w:r>
-            <w:r>
-              <w:t xml:space="preserve">Caliber: all three scores NS (ε²≈0); legacy PCA Caliber/Maturity had ε²≈0.24 (sensitivity only); not “all KW NS → equivalent”</w:t>
+              <w:t xml:space="preserve">Added — under Standardized Caliber Uniformity Score: all three scores NS (ε²≈0); not “all KW NS → equivalent”</w:t>
             </w:r>
           </w:p>
         </w:tc>
@@ -3874,20 +3022,7 @@
               <w:pStyle w:val="Compact"/>
             </w:pPr>
             <w:r>
-              <w:t xml:space="preserve">Intra done — ICC(2,1): area 0.979 (0.962–0.988); complexity 0.950 (0.913–0.973); Caliber 0.925 (0.871–0.959); Maturity 0.917 (0.857–0.954) under</w:t>
-            </w:r>
-            <w:r>
-              <w:t xml:space="preserve"> </w:t>
-            </w:r>
-            <w:r>
-              <w:rPr>
-                <w:b/>
-                <w:bCs/>
-              </w:rPr>
-              <w:t xml:space="preserve">same device-locked definition applied to both sessions</w:t>
-            </w:r>
-            <w:r>
-              <w:t xml:space="preserve">. Clinical anchors / full demographics not feasible in this anonymized dataset — listed as Limitations</w:t>
+              <w:t xml:space="preserve">Intra done — ICC(2,1): area 0.979; Complexity Score 0.950; Caliber 0.925; Maturity 0.917 under same standardized definition applied to both sessions; also listed in Table 1. Clinical anchors / full demographics not feasible in this anonymized dataset — listed as Limitations</w:t>
             </w:r>
           </w:p>
         </w:tc>

--- a/documentation/graefe_revision/submission_package_20260731/Response_to_Reviewers.docx
+++ b/documentation/graefe_revision/submission_package_20260731/Response_to_Reviewers.docx
@@ -252,13 +252,13 @@
         <w:t xml:space="preserve"> </w:t>
       </w:r>
       <w:r>
-        <w:t xml:space="preserve">1. Clarified that median score proximity to 50 after median-anchored normalization is a mathematical consequence of the scaling procedure, not evidence of biological equivalence across devices (see Reviewer 2, Comment 1).</w:t>
-      </w:r>
-      <w:r>
-        <w:t xml:space="preserve"> </w:t>
-      </w:r>
-      <w:r>
-        <w:t xml:space="preserve">2. Softened language regarding “pathophysiological classification” and clinical decision-making (see Reviewer 2, Comment 3);</w:t>
+        <w:t xml:space="preserve">1. Clarified that median score proximity to 50 after median-anchored normalization is a mathematical consequence of the scaling procedure, not evidence of biological equivalence across devices (see Reviewer 2, Comment 1). The Abstract still reports medians near 50 and non-significant Kruskal–Wallis tests under the standardized reporting framework; Discussion and Limitations state explicitly that this does not establish cross-device biological equivalence.</w:t>
+      </w:r>
+      <w:r>
+        <w:t xml:space="preserve"> </w:t>
+      </w:r>
+      <w:r>
+        <w:t xml:space="preserve">2. Replaced “pathophysiological classification” with morphology-derived interpretive categories and reframed clinical utility as requiring future outcome-linked studies (see Reviewer 2, Comment 3);</w:t>
       </w:r>
       <w:r>
         <w:t xml:space="preserve"> </w:t>
@@ -468,7 +468,7 @@
         <w:t xml:space="preserve"> </w:t>
       </w:r>
       <w:r>
-        <w:t xml:space="preserve">We have expanded the Methods (Binarization subsection). After Frangi/LoG enhancement, MNV vessel maps retain spatially heterogeneous background intensity arising from projection artifacts, signal attenuation, and lesion-internal contrast variation. Global Otsu thresholding assumes a bimodal intensity histogram with a single global cut-point and therefore tends to erode fine peripheral capillaries or, conversely, to include background speckles when lesion and background overlap. Phansalkar adaptive local thresholding estimates a local mean/SD-based threshold within a resolution-calibrated window (approximately 24 µm local radius; k = 0.1, R = 0), preserving locally contrasted fine vessels while suppressing regional background drift. Although Phansalkar thresholding is widely recognized in choriocapillaris flow-deficit analysis, the same property—robustness to local intensity non-uniformity—is advantageous for enhanced MNV vessel maps on the outer-retina/avascular complex slab. Our implementation follows the ImageJ Auto Local Threshold (Phansalkar) convention used in the original macro. We now explicitly acknowledge that Otsu remains common for relatively homogeneous SCP/DCP en-face slabs and state why we preferred a local adaptive method for this MNV application.</w:t>
+        <w:t xml:space="preserve">We have expanded the Methods (Binarization subsection). After Frangi/LoG enhancement, MNV vessel maps retain spatially heterogeneous background intensity arising from projection artifacts, signal attenuation, and lesion-internal contrast variation. Global Otsu thresholding assumes a bimodal intensity histogram with a single global cut-point and therefore tends to erode fine peripheral capillaries or, conversely, to include background speckles when lesion and background overlap. Phansalkar adaptive local thresholding estimates a local mean/SD-based threshold within a resolution-calibrated window (approximately 24 µm local radius; k = 0.1, R = 0), preserving locally contrasted fine vessels while suppressing regional background drift. Although Phansalkar thresholding is widely recognized in choriocapillaris flow-deficit analysis, the same property—robustness to local intensity non-uniformity—is advantageous for enhanced MNV vessel maps on the outer-retina/avascular complex slab. Methods note that the analytical framework was initially implemented as an ImageJ macro and later in Python; our Phansalkar parameters follow the ImageJ Auto Local Threshold (Phansalkar) convention used in the original macro. The Abstract and Conclusion describe the submitted system as Python-based. We now explicitly acknowledge that Otsu remains common for relatively homogeneous SCP/DCP en-face slabs and state why we preferred a local adaptive method for this MNV application.</w:t>
       </w:r>
     </w:p>
     <w:p>
@@ -581,7 +581,7 @@
         <w:t xml:space="preserve"> </w:t>
       </w:r>
       <w:r>
-        <w:t xml:space="preserve">- Abstract, Results (“Stratum-Standardized Scores…”), and Discussion have been rewritten to state that piecewise-linear normalization is a</w:t>
+        <w:t xml:space="preserve">- Results and Discussion/Limitations now state that piecewise-linear normalization is a</w:t>
       </w:r>
       <w:r>
         <w:t xml:space="preserve"> </w:t>
@@ -613,7 +613,7 @@
         <w:t xml:space="preserve"> </w:t>
       </w:r>
       <w:r>
-        <w:t xml:space="preserve">a demonstration of cross-device biological equivalence.</w:t>
+        <w:t xml:space="preserve">a demonstration of cross-device biological equivalence. The Abstract reports standardized scores on that common reporting scale (medians near 50) together with non-significant between-stratum Kruskal–Wallis tests; the non-equivalence caveat is stated explicitly in the Discussion and Limitations rather than as Abstract-only claim language.</w:t>
       </w:r>
       <w:r>
         <w:t xml:space="preserve"> </w:t>
@@ -641,7 +641,7 @@
         <w:t xml:space="preserve"> </w:t>
       </w:r>
       <w:r>
-        <w:t xml:space="preserve">rewritten: primary endpoint is the Standardized Caliber Uniformity Score with Kruskal–Wallis H/p plus ε² and bootstrap 95% CIs. Original PCA-Caliber Table 3 medians/p-values are no longer the primary table content.</w:t>
+        <w:t xml:space="preserve">rewritten: primary endpoint is the Standardized Caliber Uniformity Score with Kruskal–Wallis H/p plus ε² and bootstrap 95% CIs. Original PCA-based Caliber Uniformity Table 3 medians/p-values are no longer the primary table content (PCA Caliber Uniformity remains a non-primary legacy definition mentioned only in Methods context).</w:t>
       </w:r>
       <w:r>
         <w:t xml:space="preserve"> </w:t>
@@ -673,7 +673,7 @@
         <w:t xml:space="preserve">Table 2</w:t>
       </w:r>
       <w:r>
-        <w:t xml:space="preserve">); (ii) consistency of PCA structure (PC1 loadings and explained variance) across strata; (iii) within-stratum score distributions by morphological category after expert comparison.</w:t>
+        <w:t xml:space="preserve">); (ii) consistency of Complexity PCA structure (PC1 loadings and explained variance) across strata; (iii) within-stratum score distributions by morphological category after expert comparison.</w:t>
       </w:r>
       <w:r>
         <w:t xml:space="preserve"> </w:t>
@@ -1264,7 +1264,7 @@
         <w:t xml:space="preserve"> </w:t>
       </w:r>
       <w:r>
-        <w:t xml:space="preserve">(Active-pattern, Mature-quiescent-pattern, Transitional-pattern, Arteriolarized-pattern) throughout, including the title, Abstract, Methods, Results, Discussion, and Conclusion.</w:t>
+        <w:t xml:space="preserve">(Active-pattern, Mature-quiescent-pattern, Transitional-pattern, Arteriolarized-pattern) in the title, Methods, Results, Tables 4–5, Discussion, and Conclusion. The Abstract presents these as morphology-derived interpretive labels/pattern states rather than clinically validated pathophysiological classes.</w:t>
       </w:r>
       <w:r>
         <w:t xml:space="preserve"> </w:t>
@@ -1365,7 +1365,23 @@
         <w:t xml:space="preserve"> </w:t>
       </w:r>
       <w:r>
-        <w:t xml:space="preserve">- Softened statements implying improved clinical decision-making or prognostic stratification pending outcome-linked studies.</w:t>
+        <w:t xml:space="preserve">- Discussion now frames these categories as a</w:t>
+      </w:r>
+      <w:r>
+        <w:t xml:space="preserve"> </w:t>
+      </w:r>
+      <w:r>
+        <w:rPr>
+          <w:b/>
+          <w:bCs/>
+        </w:rPr>
+        <w:t xml:space="preserve">framework for future outcome-linked studies</w:t>
+      </w:r>
+      <w:r>
+        <w:t xml:space="preserve"> </w:t>
+      </w:r>
+      <w:r>
+        <w:t xml:space="preserve">aimed at clarifying any role in clinical decision-making and prognostic stratification; Abstract Conclusion and Conclusion state that future outcome-linked and multi-center evaluations are required to establish clinical utility.</w:t>
       </w:r>
     </w:p>
     <w:bookmarkEnd w:id="16"/>
@@ -1474,7 +1490,36 @@
         <w:pStyle w:val="BodyText"/>
       </w:pPr>
       <w:r>
-        <w:t xml:space="preserve">In the revised manuscript, the primary Caliber Uniformity endpoint is the Standardized Caliber Uniformity Score based on NV Diameter CV and Dilated vessel % (weights 0.75 / 0.25; stratum-specific min/median/max piecewise maps). An initial PCA-based Caliber Uniformity Score from the original submission showed suboptimal inter-observer concordance and was replaced by this standardized definition (Methods).</w:t>
+        <w:t xml:space="preserve">In the revised manuscript, the primary Caliber Uniformity endpoint is the</w:t>
+      </w:r>
+      <w:r>
+        <w:t xml:space="preserve"> </w:t>
+      </w:r>
+      <w:r>
+        <w:rPr>
+          <w:b/>
+          <w:bCs/>
+        </w:rPr>
+        <w:t xml:space="preserve">Standardized Caliber Uniformity Score</w:t>
+      </w:r>
+      <w:r>
+        <w:t xml:space="preserve"> </w:t>
+      </w:r>
+      <w:r>
+        <w:t xml:space="preserve">based on NV Diameter CV and Dilated vessel % (weights 0.75 / 0.25; stratum-specific min/median/max piecewise maps). An initial PCA-based Caliber Uniformity Score from the original submission showed suboptimal inter-observer concordance and was replaced by this standardized definition (Methods); the primary reported Caliber ICC is therefore</w:t>
+      </w:r>
+      <w:r>
+        <w:t xml:space="preserve"> </w:t>
+      </w:r>
+      <w:r>
+        <w:rPr>
+          <w:b/>
+          <w:bCs/>
+        </w:rPr>
+        <w:t xml:space="preserve">0.770</w:t>
+      </w:r>
+      <w:r>
+        <w:t xml:space="preserve">, not the legacy PCA-based Caliber ICC.</w:t>
       </w:r>
     </w:p>
     <w:p>
@@ -1616,7 +1661,7 @@
               <w:pStyle w:val="Compact"/>
             </w:pPr>
             <w:r>
-              <w:t xml:space="preserve">Caliber Uniformity Score</w:t>
+              <w:t xml:space="preserve">Standardized Caliber Uniformity Score</w:t>
             </w:r>
           </w:p>
         </w:tc>
@@ -1651,7 +1696,7 @@
               <w:pStyle w:val="Compact"/>
             </w:pPr>
             <w:r>
-              <w:t xml:space="preserve">Maturity Index</w:t>
+              <w:t xml:space="preserve">Maturity Index (from Caliber)</w:t>
             </w:r>
           </w:p>
         </w:tc>
@@ -1684,7 +1729,20 @@
         <w:pStyle w:val="BodyText"/>
       </w:pPr>
       <w:r>
-        <w:t xml:space="preserve">Lesion area, Complexity Score, and the Standardized Caliber Uniformity Score showed good inter-observer agreement on conventional ICC benchmarks; Maturity Index derived from that Caliber score was moderate.</w:t>
+        <w:t xml:space="preserve">Lesion area, Complexity Score, and the Standardized Caliber Uniformity Score showed good inter-observer agreement on conventional ICC benchmarks; Maturity Index derived from that Caliber score was moderate (ICC(2,1)</w:t>
+      </w:r>
+      <w:r>
+        <w:t xml:space="preserve"> </w:t>
+      </w:r>
+      <w:r>
+        <w:rPr>
+          <w:b/>
+          <w:bCs/>
+        </w:rPr>
+        <w:t xml:space="preserve">0.593</w:t>
+      </w:r>
+      <w:r>
+        <w:t xml:space="preserve">).</w:t>
       </w:r>
     </w:p>
     <w:p>
@@ -1856,7 +1914,7 @@
               <w:pStyle w:val="Compact"/>
             </w:pPr>
             <w:r>
-              <w:t xml:space="preserve">Caliber Uniformity Score</w:t>
+              <w:t xml:space="preserve">Standardized Caliber Uniformity Score</w:t>
             </w:r>
           </w:p>
         </w:tc>
@@ -1891,7 +1949,7 @@
               <w:pStyle w:val="Compact"/>
             </w:pPr>
             <w:r>
-              <w:t xml:space="preserve">Maturity Index</w:t>
+              <w:t xml:space="preserve">Maturity Index (from Caliber)</w:t>
             </w:r>
           </w:p>
         </w:tc>
@@ -2036,7 +2094,7 @@
         <w:br/>
       </w:r>
       <w:r>
-        <w:t xml:space="preserve">We agree. Absence of a statistically significant Kruskal–Wallis test does not demonstrate equivalence. We now report Kruskal–Wallis H, p, and ε² with bootstrap 95% CIs (10 000 within-stratum resamples) for the Standardized Caliber Uniformity Score used as the primary Caliber endpoint (NV Diameter CV + Dilated vessel %; Maturity Index recomputed from that Caliber score; Complexity Score unchanged), on the primary analysis set (n = 112: large = 49, small = 33, small_3mm = 30):</w:t>
+        <w:t xml:space="preserve">We agree. Absence of a statistically significant Kruskal–Wallis test does not demonstrate equivalence. We now report Kruskal–Wallis H, p, and ε² with bootstrap 95% CIs (10 000 within-stratum resamples) for the Standardized Caliber Uniformity Score used as the primary Caliber endpoint (NV Diameter CV + Dilated vessel %; Maturity Index recomputed from that Caliber score; Complexity Score unchanged), on the primary analysis set (n = 112: large = 49, small = 33 Optovue Solix, small_3mm = 30). Methods and Supplementary Table S1 also note that the Optovue Solix Complexity percentile reference cohort included 34 lesions, whereas this primary analysis batch includes 33 in that stratum.</w:t>
       </w:r>
     </w:p>
     <w:tbl>
@@ -2963,7 +3021,7 @@
               <w:pStyle w:val="Compact"/>
             </w:pPr>
             <w:r>
-              <w:t xml:space="preserve">Softening of pathophysiology language; expanded Limitations</w:t>
+              <w:t xml:space="preserve">Morphology-derived (not pathophysiological) framing; clinical utility deferred to future outcome-linked studies; expanded Limitations</w:t>
             </w:r>
           </w:p>
         </w:tc>

--- a/documentation/graefe_revision/submission_package_20260731/Response_to_Reviewers.docx
+++ b/documentation/graefe_revision/submission_package_20260731/Response_to_Reviewers.docx
@@ -1152,7 +1152,7 @@
         <w:t xml:space="preserve">Sci Rep</w:t>
       </w:r>
       <w:r>
-        <w:t xml:space="preserve">. 2025;15:87576 (doi:10.1038/s41598-025-87576-6).</w:t>
+        <w:t xml:space="preserve">. 2025;15:4303 (doi:10.1038/s41598-025-87576-6).</w:t>
       </w:r>
       <w:r>
         <w:t xml:space="preserve"> </w:t>
@@ -3383,7 +3383,7 @@
   <w:docDefaults>
     <w:rPrDefault>
       <w:rPr>
-        <w:rFonts w:asciiTheme="minorHAnsi" w:cstheme="minorBidi" w:eastAsiaTheme="minorEastAsia" w:hAnsiTheme="minorHAnsi"/>
+        <w:rFonts w:ascii="Arial" w:hAnsi="Arial" w:cs="Arial" w:eastAsia="Arial"/>
         <w:sz w:val="24"/>
         <w:szCs w:val="24"/>
         <w:lang w:bidi="ar-SA" w:eastAsia="zh-CN" w:val="en-US"/>
@@ -4321,8 +4321,8 @@
         <a:font script="Hang" typeface="맑은 고딕"/>
         <a:font script="Hans" typeface="等线 Light"/>
         <a:font script="Hant" typeface="新細明體"/>
-        <a:font script="Arab" typeface="Times New Roman"/>
-        <a:font script="Hebr" typeface="Times New Roman"/>
+        <a:font script="Arab" typeface="Arial"/>
+        <a:font script="Hebr" typeface="Arial"/>
         <a:font script="Thai" typeface="Angsana New"/>
         <a:font script="Ethi" typeface="Nyala"/>
         <a:font script="Beng" typeface="Vrinda"/>
@@ -4344,7 +4344,7 @@
         <a:font script="Laoo" typeface="DokChampa"/>
         <a:font script="Sinh" typeface="Iskoola Pota"/>
         <a:font script="Mong" typeface="Mongolian Baiti"/>
-        <a:font script="Viet" typeface="Times New Roman"/>
+        <a:font script="Viet" typeface="Arial"/>
         <a:font script="Uigh" typeface="Microsoft Uighur"/>
         <a:font script="Geor" typeface="Sylfaen"/>
         <a:font script="Armn" typeface="Arial"/>
